--- a/templates/hoadonnuoc.docx
+++ b/templates/hoadonnuoc.docx
@@ -1,18 +1,16 @@
 
 <file path=word/document.xml><?xml version="1.0" encoding="utf-8"?>
-<w:document xmlns:wpc="http://schemas.microsoft.com/office/word/2010/wordprocessingCanvas" xmlns:cx="http://schemas.microsoft.com/office/drawing/2014/chartex" xmlns:cx1="http://schemas.microsoft.com/office/drawing/2015/9/8/chartex" xmlns:cx2="http://schemas.microsoft.com/office/drawing/2015/10/21/chartex" xmlns:cx3="http://schemas.microsoft.com/office/drawing/2016/5/9/chartex" xmlns:cx4="http://schemas.microsoft.com/office/drawing/2016/5/10/chartex" xmlns:cx5="http://schemas.microsoft.com/office/drawing/2016/5/11/chartex" xmlns:cx6="http://schemas.microsoft.com/office/drawing/2016/5/12/chartex" xmlns:cx7="http://schemas.microsoft.com/office/drawing/2016/5/13/chartex" xmlns:cx8="http://schemas.microsoft.com/office/drawing/2016/5/14/chartex" xmlns:mc="http://schemas.openxmlformats.org/markup-compatibility/2006" xmlns:o="urn:schemas-microsoft-com:office:office" xmlns:r="http://schemas.openxmlformats.org/officeDocument/2006/relationships" xmlns:m="http://schemas.openxmlformats.org/officeDocument/2006/math" xmlns:v="urn:schemas-microsoft-com:vml" xmlns:wp14="http://schemas.microsoft.com/office/word/2010/wordprocessingDrawing" xmlns:wp="http://schemas.openxmlformats.org/drawingml/2006/wordprocessingDrawing" xmlns:w="http://schemas.openxmlformats.org/wordprocessingml/2006/main" xmlns:w14="http://schemas.microsoft.com/office/word/2010/wordml" xmlns:w10="urn:schemas-microsoft-com:office:word" xmlns:w15="http://schemas.microsoft.com/office/word/2012/wordml" xmlns:wpg="http://schemas.microsoft.com/office/word/2010/wordprocessingGroup" xmlns:wpi="http://schemas.microsoft.com/office/word/2010/wordprocessingInk" xmlns:wne="http://schemas.microsoft.com/office/word/2006/wordml" xmlns:wps="http://schemas.microsoft.com/office/word/2010/wordprocessingShape" xmlns:wpsCustomData="http://www.wps.cn/officeDocument/2013/wpsCustomData" mc:Ignorable="w14 w15 wp14">
+<w:document xmlns:wpc="http://schemas.microsoft.com/office/word/2010/wordprocessingCanvas" xmlns:cx="http://schemas.microsoft.com/office/drawing/2014/chartex" xmlns:cx1="http://schemas.microsoft.com/office/drawing/2015/9/8/chartex" xmlns:cx2="http://schemas.microsoft.com/office/drawing/2015/10/21/chartex" xmlns:cx3="http://schemas.microsoft.com/office/drawing/2016/5/9/chartex" xmlns:cx4="http://schemas.microsoft.com/office/drawing/2016/5/10/chartex" xmlns:cx5="http://schemas.microsoft.com/office/drawing/2016/5/11/chartex" xmlns:cx6="http://schemas.microsoft.com/office/drawing/2016/5/12/chartex" xmlns:cx7="http://schemas.microsoft.com/office/drawing/2016/5/13/chartex" xmlns:cx8="http://schemas.microsoft.com/office/drawing/2016/5/14/chartex" xmlns:mc="http://schemas.openxmlformats.org/markup-compatibility/2006" xmlns:aink="http://schemas.microsoft.com/office/drawing/2016/ink" xmlns:am3d="http://schemas.microsoft.com/office/drawing/2017/model3d" xmlns:o="urn:schemas-microsoft-com:office:office" xmlns:oel="http://schemas.microsoft.com/office/2019/extlst" xmlns:r="http://schemas.openxmlformats.org/officeDocument/2006/relationships" xmlns:m="http://schemas.openxmlformats.org/officeDocument/2006/math" xmlns:v="urn:schemas-microsoft-com:vml" xmlns:wp14="http://schemas.microsoft.com/office/word/2010/wordprocessingDrawing" xmlns:wp="http://schemas.openxmlformats.org/drawingml/2006/wordprocessingDrawing" xmlns:w10="urn:schemas-microsoft-com:office:word" xmlns:w="http://schemas.openxmlformats.org/wordprocessingml/2006/main" xmlns:w14="http://schemas.microsoft.com/office/word/2010/wordml" xmlns:w15="http://schemas.microsoft.com/office/word/2012/wordml" xmlns:w16cex="http://schemas.microsoft.com/office/word/2018/wordml/cex" xmlns:w16cid="http://schemas.microsoft.com/office/word/2016/wordml/cid" xmlns:w16="http://schemas.microsoft.com/office/word/2018/wordml" xmlns:w16du="http://schemas.microsoft.com/office/word/2023/wordml/word16du" xmlns:w16sdtdh="http://schemas.microsoft.com/office/word/2020/wordml/sdtdatahash" xmlns:w16sdtfl="http://schemas.microsoft.com/office/word/2024/wordml/sdtformatlock" xmlns:w16se="http://schemas.microsoft.com/office/word/2015/wordml/symex" xmlns:wpg="http://schemas.microsoft.com/office/word/2010/wordprocessingGroup" xmlns:wpi="http://schemas.microsoft.com/office/word/2010/wordprocessingInk" xmlns:wne="http://schemas.microsoft.com/office/word/2006/wordml" xmlns:wps="http://schemas.microsoft.com/office/word/2010/wordprocessingShape" mc:Ignorable="w14 w15 w16se w16cid w16 w16cex w16sdtdh w16sdtfl w16du wp14">
   <w:body>
     <w:p>
       <w:pPr>
         <w:spacing w:after="0" w:line="276" w:lineRule="auto"/>
         <w:jc w:val="center"/>
         <w:rPr>
-          <w:rFonts w:hint="default"/>
           <w:b/>
           <w:bCs/>
           <w:sz w:val="28"/>
           <w:szCs w:val="28"/>
-          <w:lang w:val="en-US"/>
         </w:rPr>
       </w:pPr>
       <w:r>
@@ -22,18 +20,7 @@
           <w:sz w:val="28"/>
           <w:szCs w:val="28"/>
         </w:rPr>
-        <w:t xml:space="preserve">HOÁ ĐƠN </w:t>
-      </w:r>
-      <w:r>
-        <w:rPr>
-          <w:rFonts w:hint="default"/>
-          <w:b/>
-          <w:bCs/>
-          <w:sz w:val="28"/>
-          <w:szCs w:val="28"/>
-          <w:lang w:val="en-US"/>
-        </w:rPr>
-        <w:t>NƯỚC</w:t>
+        <w:t>HOÁ ĐƠN NƯỚC</w:t>
       </w:r>
     </w:p>
     <w:p>
@@ -83,49 +70,18 @@
     </w:p>
     <w:tbl>
       <w:tblPr>
-        <w:tblStyle w:val="14"/>
+        <w:tblStyle w:val="TableGrid"/>
         <w:tblpPr w:leftFromText="180" w:rightFromText="180" w:vertAnchor="text" w:horzAnchor="margin" w:tblpXSpec="center" w:tblpY="262"/>
         <w:tblW w:w="3403" w:type="dxa"/>
-        <w:tblInd w:w="0" w:type="dxa"/>
-        <w:tblBorders>
-          <w:top w:val="single" w:color="auto" w:sz="4" w:space="0"/>
-          <w:left w:val="single" w:color="auto" w:sz="4" w:space="0"/>
-          <w:bottom w:val="single" w:color="auto" w:sz="4" w:space="0"/>
-          <w:right w:val="single" w:color="auto" w:sz="4" w:space="0"/>
-          <w:insideH w:val="single" w:color="auto" w:sz="4" w:space="0"/>
-          <w:insideV w:val="single" w:color="auto" w:sz="4" w:space="0"/>
-        </w:tblBorders>
-        <w:tblLayout w:type="autofit"/>
-        <w:tblCellMar>
-          <w:top w:w="0" w:type="dxa"/>
-          <w:left w:w="108" w:type="dxa"/>
-          <w:bottom w:w="0" w:type="dxa"/>
-          <w:right w:w="108" w:type="dxa"/>
-        </w:tblCellMar>
+        <w:tblLook w:val="04A0" w:firstRow="1" w:lastRow="0" w:firstColumn="1" w:lastColumn="0" w:noHBand="0" w:noVBand="1"/>
       </w:tblPr>
       <w:tblGrid>
         <w:gridCol w:w="1716"/>
         <w:gridCol w:w="1687"/>
       </w:tblGrid>
       <w:tr>
-        <w:tblPrEx>
-          <w:tblBorders>
-            <w:top w:val="single" w:color="auto" w:sz="4" w:space="0"/>
-            <w:left w:val="single" w:color="auto" w:sz="4" w:space="0"/>
-            <w:bottom w:val="single" w:color="auto" w:sz="4" w:space="0"/>
-            <w:right w:val="single" w:color="auto" w:sz="4" w:space="0"/>
-            <w:insideH w:val="single" w:color="auto" w:sz="4" w:space="0"/>
-            <w:insideV w:val="single" w:color="auto" w:sz="4" w:space="0"/>
-          </w:tblBorders>
-          <w:tblCellMar>
-            <w:top w:w="0" w:type="dxa"/>
-            <w:left w:w="108" w:type="dxa"/>
-            <w:bottom w:w="0" w:type="dxa"/>
-            <w:right w:w="108" w:type="dxa"/>
-          </w:tblCellMar>
-        </w:tblPrEx>
         <w:trPr>
-          <w:trHeight w:val="332" w:hRule="atLeast"/>
+          <w:trHeight w:val="332"/>
         </w:trPr>
         <w:tc>
           <w:tcPr>
@@ -183,24 +139,8 @@
         </w:tc>
       </w:tr>
       <w:tr>
-        <w:tblPrEx>
-          <w:tblBorders>
-            <w:top w:val="single" w:color="auto" w:sz="4" w:space="0"/>
-            <w:left w:val="single" w:color="auto" w:sz="4" w:space="0"/>
-            <w:bottom w:val="single" w:color="auto" w:sz="4" w:space="0"/>
-            <w:right w:val="single" w:color="auto" w:sz="4" w:space="0"/>
-            <w:insideH w:val="single" w:color="auto" w:sz="4" w:space="0"/>
-            <w:insideV w:val="single" w:color="auto" w:sz="4" w:space="0"/>
-          </w:tblBorders>
-          <w:tblCellMar>
-            <w:top w:w="0" w:type="dxa"/>
-            <w:left w:w="108" w:type="dxa"/>
-            <w:bottom w:w="0" w:type="dxa"/>
-            <w:right w:w="108" w:type="dxa"/>
-          </w:tblCellMar>
-        </w:tblPrEx>
         <w:trPr>
-          <w:trHeight w:val="320" w:hRule="atLeast"/>
+          <w:trHeight w:val="320"/>
         </w:trPr>
         <w:tc>
           <w:tcPr>
@@ -221,6 +161,32 @@
                 <w:szCs w:val="16"/>
               </w:rPr>
               <w:t>{#items} {name}</w:t>
+            </w:r>
+            <w:r>
+              <w:rPr>
+                <w:sz w:val="16"/>
+                <w:szCs w:val="16"/>
+              </w:rPr>
+              <w:br/>
+            </w:r>
+            <w:r>
+              <w:rPr>
+                <w:i/>
+                <w:iCs/>
+                <w:sz w:val="16"/>
+                <w:szCs w:val="16"/>
+              </w:rPr>
+              <w:t>{options_text}</w:t>
+            </w:r>
+            <w:r>
+              <w:rPr>
+                <w:i/>
+                <w:iCs/>
+                <w:sz w:val="16"/>
+                <w:szCs w:val="16"/>
+              </w:rPr>
+              <w:br/>
+              <w:t>Ghi chú: {notes}</w:t>
             </w:r>
           </w:p>
         </w:tc>
@@ -251,7 +217,7 @@
     <w:p>
       <w:pPr>
         <w:spacing w:line="240" w:lineRule="auto"/>
-        <w:ind w:firstLine="3500" w:firstLineChars="1250"/>
+        <w:ind w:firstLineChars="1250" w:firstLine="3500"/>
         <w:rPr>
           <w:sz w:val="28"/>
           <w:szCs w:val="28"/>
@@ -294,23 +260,21 @@
           <w:szCs w:val="28"/>
         </w:rPr>
       </w:pPr>
-      <w:bookmarkStart w:id="0" w:name="_GoBack"/>
-      <w:bookmarkEnd w:id="0"/>
     </w:p>
     <w:p/>
     <w:sectPr>
       <w:pgSz w:w="4082" w:h="11900"/>
       <w:pgMar w:top="170" w:right="170" w:bottom="170" w:left="170" w:header="720" w:footer="720" w:gutter="0"/>
-      <w:cols w:space="720" w:num="1"/>
-      <w:docGrid w:linePitch="360" w:charSpace="0"/>
+      <w:cols w:space="720"/>
+      <w:docGrid w:linePitch="360"/>
     </w:sectPr>
   </w:body>
 </w:document>
 </file>
 
 <file path=word/endnotes.xml><?xml version="1.0" encoding="utf-8"?>
-<w:endnotes xmlns:wpc="http://schemas.microsoft.com/office/word/2010/wordprocessingCanvas" xmlns:mc="http://schemas.openxmlformats.org/markup-compatibility/2006" xmlns:o="urn:schemas-microsoft-com:office:office" xmlns:r="http://schemas.openxmlformats.org/officeDocument/2006/relationships" xmlns:m="http://schemas.openxmlformats.org/officeDocument/2006/math" xmlns:v="urn:schemas-microsoft-com:vml" xmlns:wp14="http://schemas.microsoft.com/office/word/2010/wordprocessingDrawing" xmlns:wp="http://schemas.openxmlformats.org/drawingml/2006/wordprocessingDrawing" xmlns:w="http://schemas.openxmlformats.org/wordprocessingml/2006/main" xmlns:w14="http://schemas.microsoft.com/office/word/2010/wordml" xmlns:w15="http://schemas.microsoft.com/office/word/2012/wordml" xmlns:w10="urn:schemas-microsoft-com:office:word" xmlns:wpg="http://schemas.microsoft.com/office/word/2010/wordprocessingGroup" xmlns:wpi="http://schemas.microsoft.com/office/word/2010/wordprocessingInk" xmlns:wne="http://schemas.microsoft.com/office/word/2006/wordml" xmlns:wps="http://schemas.microsoft.com/office/word/2010/wordprocessingShape" xmlns:wpsCustomData="http://www.wps.cn/officeDocument/2013/wpsCustomData" mc:Ignorable="w14 w15 wp14">
-  <w:endnote w:type="separator" w:id="0">
+<w:endnotes xmlns:wpc="http://schemas.microsoft.com/office/word/2010/wordprocessingCanvas" xmlns:cx="http://schemas.microsoft.com/office/drawing/2014/chartex" xmlns:cx1="http://schemas.microsoft.com/office/drawing/2015/9/8/chartex" xmlns:cx2="http://schemas.microsoft.com/office/drawing/2015/10/21/chartex" xmlns:cx3="http://schemas.microsoft.com/office/drawing/2016/5/9/chartex" xmlns:cx4="http://schemas.microsoft.com/office/drawing/2016/5/10/chartex" xmlns:cx5="http://schemas.microsoft.com/office/drawing/2016/5/11/chartex" xmlns:cx6="http://schemas.microsoft.com/office/drawing/2016/5/12/chartex" xmlns:cx7="http://schemas.microsoft.com/office/drawing/2016/5/13/chartex" xmlns:cx8="http://schemas.microsoft.com/office/drawing/2016/5/14/chartex" xmlns:mc="http://schemas.openxmlformats.org/markup-compatibility/2006" xmlns:aink="http://schemas.microsoft.com/office/drawing/2016/ink" xmlns:am3d="http://schemas.microsoft.com/office/drawing/2017/model3d" xmlns:o="urn:schemas-microsoft-com:office:office" xmlns:oel="http://schemas.microsoft.com/office/2019/extlst" xmlns:r="http://schemas.openxmlformats.org/officeDocument/2006/relationships" xmlns:m="http://schemas.openxmlformats.org/officeDocument/2006/math" xmlns:v="urn:schemas-microsoft-com:vml" xmlns:wp14="http://schemas.microsoft.com/office/word/2010/wordprocessingDrawing" xmlns:wp="http://schemas.openxmlformats.org/drawingml/2006/wordprocessingDrawing" xmlns:w10="urn:schemas-microsoft-com:office:word" xmlns:w="http://schemas.openxmlformats.org/wordprocessingml/2006/main" xmlns:w14="http://schemas.microsoft.com/office/word/2010/wordml" xmlns:w15="http://schemas.microsoft.com/office/word/2012/wordml" xmlns:w16cex="http://schemas.microsoft.com/office/word/2018/wordml/cex" xmlns:w16cid="http://schemas.microsoft.com/office/word/2016/wordml/cid" xmlns:w16="http://schemas.microsoft.com/office/word/2018/wordml" xmlns:w16du="http://schemas.microsoft.com/office/word/2023/wordml/word16du" xmlns:w16sdtdh="http://schemas.microsoft.com/office/word/2020/wordml/sdtdatahash" xmlns:w16sdtfl="http://schemas.microsoft.com/office/word/2024/wordml/sdtformatlock" xmlns:w16se="http://schemas.microsoft.com/office/word/2015/wordml/symex" xmlns:wpg="http://schemas.microsoft.com/office/word/2010/wordprocessingGroup" xmlns:wpi="http://schemas.microsoft.com/office/word/2010/wordprocessingInk" xmlns:wne="http://schemas.microsoft.com/office/word/2006/wordml" xmlns:wps="http://schemas.microsoft.com/office/word/2010/wordprocessingShape" mc:Ignorable="w14 w15 w16se w16cid w16 w16cex w16sdtdh w16sdtfl w16du wp14">
+  <w:endnote w:type="separator" w:id="-1">
     <w:p>
       <w:pPr>
         <w:spacing w:line="240" w:lineRule="auto"/>
@@ -320,7 +284,7 @@
       </w:r>
     </w:p>
   </w:endnote>
-  <w:endnote w:type="continuationSeparator" w:id="1">
+  <w:endnote w:type="continuationSeparator" w:id="0">
     <w:p>
       <w:pPr>
         <w:spacing w:line="240" w:lineRule="auto"/>
@@ -334,21 +298,21 @@
 </file>
 
 <file path=word/footnotes.xml><?xml version="1.0" encoding="utf-8"?>
-<w:footnotes xmlns:wpc="http://schemas.microsoft.com/office/word/2010/wordprocessingCanvas" xmlns:mc="http://schemas.openxmlformats.org/markup-compatibility/2006" xmlns:o="urn:schemas-microsoft-com:office:office" xmlns:r="http://schemas.openxmlformats.org/officeDocument/2006/relationships" xmlns:m="http://schemas.openxmlformats.org/officeDocument/2006/math" xmlns:v="urn:schemas-microsoft-com:vml" xmlns:wp14="http://schemas.microsoft.com/office/word/2010/wordprocessingDrawing" xmlns:wp="http://schemas.openxmlformats.org/drawingml/2006/wordprocessingDrawing" xmlns:w="http://schemas.openxmlformats.org/wordprocessingml/2006/main" xmlns:w14="http://schemas.microsoft.com/office/word/2010/wordml" xmlns:w15="http://schemas.microsoft.com/office/word/2012/wordml" xmlns:w10="urn:schemas-microsoft-com:office:word" xmlns:wpg="http://schemas.microsoft.com/office/word/2010/wordprocessingGroup" xmlns:wpi="http://schemas.microsoft.com/office/word/2010/wordprocessingInk" xmlns:wne="http://schemas.microsoft.com/office/word/2006/wordml" xmlns:wps="http://schemas.microsoft.com/office/word/2010/wordprocessingShape" xmlns:wpsCustomData="http://www.wps.cn/officeDocument/2013/wpsCustomData" mc:Ignorable="w14 w15 wp14">
-  <w:footnote w:type="separator" w:id="0">
+<w:footnotes xmlns:wpc="http://schemas.microsoft.com/office/word/2010/wordprocessingCanvas" xmlns:cx="http://schemas.microsoft.com/office/drawing/2014/chartex" xmlns:cx1="http://schemas.microsoft.com/office/drawing/2015/9/8/chartex" xmlns:cx2="http://schemas.microsoft.com/office/drawing/2015/10/21/chartex" xmlns:cx3="http://schemas.microsoft.com/office/drawing/2016/5/9/chartex" xmlns:cx4="http://schemas.microsoft.com/office/drawing/2016/5/10/chartex" xmlns:cx5="http://schemas.microsoft.com/office/drawing/2016/5/11/chartex" xmlns:cx6="http://schemas.microsoft.com/office/drawing/2016/5/12/chartex" xmlns:cx7="http://schemas.microsoft.com/office/drawing/2016/5/13/chartex" xmlns:cx8="http://schemas.microsoft.com/office/drawing/2016/5/14/chartex" xmlns:mc="http://schemas.openxmlformats.org/markup-compatibility/2006" xmlns:aink="http://schemas.microsoft.com/office/drawing/2016/ink" xmlns:am3d="http://schemas.microsoft.com/office/drawing/2017/model3d" xmlns:o="urn:schemas-microsoft-com:office:office" xmlns:oel="http://schemas.microsoft.com/office/2019/extlst" xmlns:r="http://schemas.openxmlformats.org/officeDocument/2006/relationships" xmlns:m="http://schemas.openxmlformats.org/officeDocument/2006/math" xmlns:v="urn:schemas-microsoft-com:vml" xmlns:wp14="http://schemas.microsoft.com/office/word/2010/wordprocessingDrawing" xmlns:wp="http://schemas.openxmlformats.org/drawingml/2006/wordprocessingDrawing" xmlns:w10="urn:schemas-microsoft-com:office:word" xmlns:w="http://schemas.openxmlformats.org/wordprocessingml/2006/main" xmlns:w14="http://schemas.microsoft.com/office/word/2010/wordml" xmlns:w15="http://schemas.microsoft.com/office/word/2012/wordml" xmlns:w16cex="http://schemas.microsoft.com/office/word/2018/wordml/cex" xmlns:w16cid="http://schemas.microsoft.com/office/word/2016/wordml/cid" xmlns:w16="http://schemas.microsoft.com/office/word/2018/wordml" xmlns:w16du="http://schemas.microsoft.com/office/word/2023/wordml/word16du" xmlns:w16sdtdh="http://schemas.microsoft.com/office/word/2020/wordml/sdtdatahash" xmlns:w16sdtfl="http://schemas.microsoft.com/office/word/2024/wordml/sdtformatlock" xmlns:w16se="http://schemas.microsoft.com/office/word/2015/wordml/symex" xmlns:wpg="http://schemas.microsoft.com/office/word/2010/wordprocessingGroup" xmlns:wpi="http://schemas.microsoft.com/office/word/2010/wordprocessingInk" xmlns:wne="http://schemas.microsoft.com/office/word/2006/wordml" xmlns:wps="http://schemas.microsoft.com/office/word/2010/wordprocessingShape" mc:Ignorable="w14 w15 w16se w16cid w16 w16cex w16sdtdh w16sdtfl w16du wp14">
+  <w:footnote w:type="separator" w:id="-1">
     <w:p>
       <w:pPr>
-        <w:spacing w:before="0" w:after="0" w:line="278" w:lineRule="auto"/>
+        <w:spacing w:after="0"/>
       </w:pPr>
       <w:r>
         <w:separator/>
       </w:r>
     </w:p>
   </w:footnote>
-  <w:footnote w:type="continuationSeparator" w:id="1">
+  <w:footnote w:type="continuationSeparator" w:id="0">
     <w:p>
       <w:pPr>
-        <w:spacing w:before="0" w:after="0" w:line="278" w:lineRule="auto"/>
+        <w:spacing w:after="0"/>
       </w:pPr>
       <w:r>
         <w:continuationSeparator/>
@@ -359,291 +323,414 @@
 </file>
 
 <file path=word/styles.xml><?xml version="1.0" encoding="utf-8"?>
-<w:styles xmlns:mc="http://schemas.openxmlformats.org/markup-compatibility/2006" xmlns:o="urn:schemas-microsoft-com:office:office" xmlns:r="http://schemas.openxmlformats.org/officeDocument/2006/relationships" xmlns:m="http://schemas.openxmlformats.org/officeDocument/2006/math" xmlns:v="urn:schemas-microsoft-com:vml" xmlns:w="http://schemas.openxmlformats.org/wordprocessingml/2006/main" xmlns:w14="http://schemas.microsoft.com/office/word/2010/wordml" xmlns:w10="urn:schemas-microsoft-com:office:word" xmlns:sl="http://schemas.openxmlformats.org/schemaLibrary/2006/main" xmlns:wpsCustomData="http://www.wps.cn/officeDocument/2013/wpsCustomData" mc:Ignorable="w14">
+<w:styles xmlns:mc="http://schemas.openxmlformats.org/markup-compatibility/2006" xmlns:r="http://schemas.openxmlformats.org/officeDocument/2006/relationships" xmlns:w="http://schemas.openxmlformats.org/wordprocessingml/2006/main" xmlns:w14="http://schemas.microsoft.com/office/word/2010/wordml" xmlns:w15="http://schemas.microsoft.com/office/word/2012/wordml" xmlns:w16cex="http://schemas.microsoft.com/office/word/2018/wordml/cex" xmlns:w16cid="http://schemas.microsoft.com/office/word/2016/wordml/cid" xmlns:w16="http://schemas.microsoft.com/office/word/2018/wordml" xmlns:w16du="http://schemas.microsoft.com/office/word/2023/wordml/word16du" xmlns:w16sdtdh="http://schemas.microsoft.com/office/word/2020/wordml/sdtdatahash" xmlns:w16sdtfl="http://schemas.microsoft.com/office/word/2024/wordml/sdtformatlock" xmlns:w16se="http://schemas.microsoft.com/office/word/2015/wordml/symex" mc:Ignorable="w14 w15 w16se w16cid w16 w16cex w16sdtdh w16sdtfl w16du">
   <w:docDefaults>
     <w:rPrDefault>
       <w:rPr>
-        <w:rFonts w:asciiTheme="minorHAnsi" w:hAnsiTheme="minorHAnsi" w:eastAsiaTheme="minorHAnsi" w:cstheme="minorBidi"/>
+        <w:rFonts w:asciiTheme="minorHAnsi" w:eastAsiaTheme="minorHAnsi" w:hAnsiTheme="minorHAnsi" w:cstheme="minorBidi"/>
+        <w:lang w:val="en-US" w:eastAsia="en-US" w:bidi="ar-SA"/>
       </w:rPr>
     </w:rPrDefault>
     <w:pPrDefault/>
   </w:docDefaults>
-  <w:latentStyles w:count="260" w:defQFormat="0" w:defUnhideWhenUsed="1" w:defSemiHidden="1" w:defUIPriority="99" w:defLockedState="0">
-    <w:lsdException w:qFormat="1" w:unhideWhenUsed="0" w:uiPriority="0" w:semiHidden="0" w:name="Normal"/>
-    <w:lsdException w:qFormat="1" w:unhideWhenUsed="0" w:uiPriority="9" w:semiHidden="0" w:name="heading 1"/>
-    <w:lsdException w:qFormat="1" w:uiPriority="9" w:name="heading 2"/>
-    <w:lsdException w:qFormat="1" w:uiPriority="9" w:name="heading 3"/>
-    <w:lsdException w:qFormat="1" w:uiPriority="9" w:name="heading 4"/>
-    <w:lsdException w:qFormat="1" w:uiPriority="9" w:name="heading 5"/>
-    <w:lsdException w:qFormat="1" w:uiPriority="9" w:name="heading 6"/>
-    <w:lsdException w:qFormat="1" w:uiPriority="9" w:name="heading 7"/>
-    <w:lsdException w:qFormat="1" w:uiPriority="9" w:name="heading 8"/>
-    <w:lsdException w:qFormat="1" w:uiPriority="9" w:name="heading 9"/>
-    <w:lsdException w:uiPriority="99" w:name="index 1"/>
-    <w:lsdException w:uiPriority="99" w:name="index 2"/>
-    <w:lsdException w:uiPriority="99" w:name="index 3"/>
-    <w:lsdException w:uiPriority="99" w:name="index 4"/>
-    <w:lsdException w:uiPriority="99" w:name="index 5"/>
-    <w:lsdException w:uiPriority="99" w:name="index 6"/>
-    <w:lsdException w:uiPriority="99" w:name="index 7"/>
-    <w:lsdException w:uiPriority="99" w:name="index 8"/>
-    <w:lsdException w:uiPriority="99" w:name="index 9"/>
-    <w:lsdException w:uiPriority="39" w:name="toc 1"/>
-    <w:lsdException w:uiPriority="39" w:name="toc 2"/>
-    <w:lsdException w:uiPriority="39" w:name="toc 3"/>
-    <w:lsdException w:uiPriority="39" w:name="toc 4"/>
-    <w:lsdException w:uiPriority="39" w:name="toc 5"/>
-    <w:lsdException w:uiPriority="39" w:name="toc 6"/>
-    <w:lsdException w:uiPriority="39" w:name="toc 7"/>
-    <w:lsdException w:uiPriority="39" w:name="toc 8"/>
-    <w:lsdException w:uiPriority="39" w:name="toc 9"/>
-    <w:lsdException w:uiPriority="99" w:name="Normal Indent"/>
-    <w:lsdException w:uiPriority="99" w:name="footnote text"/>
-    <w:lsdException w:uiPriority="99" w:name="annotation text"/>
-    <w:lsdException w:uiPriority="99" w:name="header"/>
-    <w:lsdException w:uiPriority="99" w:name="footer"/>
-    <w:lsdException w:uiPriority="99" w:name="index heading"/>
-    <w:lsdException w:qFormat="1" w:uiPriority="35" w:name="caption"/>
-    <w:lsdException w:uiPriority="99" w:name="table of figures"/>
-    <w:lsdException w:uiPriority="99" w:name="envelope address"/>
-    <w:lsdException w:uiPriority="99" w:name="envelope return"/>
-    <w:lsdException w:uiPriority="99" w:name="footnote reference"/>
-    <w:lsdException w:uiPriority="99" w:name="annotation reference"/>
-    <w:lsdException w:uiPriority="99" w:name="line number"/>
-    <w:lsdException w:uiPriority="99" w:name="page number"/>
-    <w:lsdException w:uiPriority="99" w:name="endnote reference"/>
-    <w:lsdException w:uiPriority="99" w:name="endnote text"/>
-    <w:lsdException w:uiPriority="99" w:name="table of authorities"/>
-    <w:lsdException w:uiPriority="99" w:name="macro"/>
-    <w:lsdException w:uiPriority="99" w:name="toa heading"/>
-    <w:lsdException w:uiPriority="99" w:name="List"/>
-    <w:lsdException w:uiPriority="99" w:name="List Bullet"/>
-    <w:lsdException w:uiPriority="99" w:name="List Number"/>
-    <w:lsdException w:uiPriority="99" w:name="List 2"/>
-    <w:lsdException w:uiPriority="99" w:name="List 3"/>
-    <w:lsdException w:uiPriority="99" w:name="List 4"/>
-    <w:lsdException w:uiPriority="99" w:name="List 5"/>
-    <w:lsdException w:uiPriority="99" w:name="List Bullet 2"/>
-    <w:lsdException w:uiPriority="99" w:name="List Bullet 3"/>
-    <w:lsdException w:uiPriority="99" w:name="List Bullet 4"/>
-    <w:lsdException w:uiPriority="99" w:name="List Bullet 5"/>
-    <w:lsdException w:uiPriority="99" w:name="List Number 2"/>
-    <w:lsdException w:uiPriority="99" w:name="List Number 3"/>
-    <w:lsdException w:uiPriority="99" w:name="List Number 4"/>
-    <w:lsdException w:uiPriority="99" w:name="List Number 5"/>
-    <w:lsdException w:qFormat="1" w:unhideWhenUsed="0" w:uiPriority="10" w:semiHidden="0" w:name="Title"/>
-    <w:lsdException w:uiPriority="99" w:name="Closing"/>
-    <w:lsdException w:uiPriority="99" w:name="Signature"/>
-    <w:lsdException w:qFormat="1" w:uiPriority="1" w:name="Default Paragraph Font"/>
-    <w:lsdException w:uiPriority="99" w:name="Body Text"/>
-    <w:lsdException w:uiPriority="99" w:name="Body Text Indent"/>
-    <w:lsdException w:uiPriority="99" w:name="List Continue"/>
-    <w:lsdException w:uiPriority="99" w:name="List Continue 2"/>
-    <w:lsdException w:uiPriority="99" w:name="List Continue 3"/>
-    <w:lsdException w:uiPriority="99" w:name="List Continue 4"/>
-    <w:lsdException w:uiPriority="99" w:name="List Continue 5"/>
-    <w:lsdException w:uiPriority="99" w:name="Message Header"/>
-    <w:lsdException w:qFormat="1" w:unhideWhenUsed="0" w:uiPriority="11" w:semiHidden="0" w:name="Subtitle"/>
-    <w:lsdException w:uiPriority="99" w:name="Salutation"/>
-    <w:lsdException w:uiPriority="99" w:name="Date"/>
-    <w:lsdException w:uiPriority="99" w:name="Body Text First Indent"/>
-    <w:lsdException w:uiPriority="99" w:name="Body Text First Indent 2"/>
-    <w:lsdException w:uiPriority="99" w:name="Note Heading"/>
-    <w:lsdException w:uiPriority="99" w:name="Body Text 2"/>
-    <w:lsdException w:uiPriority="99" w:name="Body Text 3"/>
-    <w:lsdException w:uiPriority="99" w:name="Body Text Indent 2"/>
-    <w:lsdException w:uiPriority="99" w:name="Body Text Indent 3"/>
-    <w:lsdException w:uiPriority="99" w:name="Block Text"/>
-    <w:lsdException w:uiPriority="99" w:name="Hyperlink"/>
-    <w:lsdException w:uiPriority="99" w:name="FollowedHyperlink"/>
-    <w:lsdException w:qFormat="1" w:unhideWhenUsed="0" w:uiPriority="22" w:semiHidden="0" w:name="Strong"/>
-    <w:lsdException w:qFormat="1" w:unhideWhenUsed="0" w:uiPriority="20" w:semiHidden="0" w:name="Emphasis"/>
-    <w:lsdException w:uiPriority="99" w:name="Document Map"/>
-    <w:lsdException w:uiPriority="99" w:name="Plain Text"/>
-    <w:lsdException w:uiPriority="99" w:name="E-mail Signature"/>
-    <w:lsdException w:uiPriority="99" w:name="Normal (Web)"/>
-    <w:lsdException w:uiPriority="99" w:name="HTML Acronym"/>
-    <w:lsdException w:uiPriority="99" w:name="HTML Address"/>
-    <w:lsdException w:uiPriority="99" w:name="HTML Cite"/>
-    <w:lsdException w:uiPriority="99" w:name="HTML Code"/>
-    <w:lsdException w:uiPriority="99" w:name="HTML Definition"/>
-    <w:lsdException w:uiPriority="99" w:name="HTML Keyboard"/>
-    <w:lsdException w:uiPriority="99" w:name="HTML Preformatted"/>
-    <w:lsdException w:uiPriority="99" w:name="HTML Sample"/>
-    <w:lsdException w:uiPriority="99" w:name="HTML Typewriter"/>
-    <w:lsdException w:uiPriority="99" w:name="HTML Variable"/>
-    <w:lsdException w:qFormat="1" w:uiPriority="99" w:name="Normal Table"/>
-    <w:lsdException w:uiPriority="99" w:name="annotation subject"/>
-    <w:lsdException w:uiPriority="99" w:name="Table Simple 1"/>
-    <w:lsdException w:uiPriority="99" w:name="Table Simple 2"/>
-    <w:lsdException w:uiPriority="99" w:name="Table Simple 3"/>
-    <w:lsdException w:uiPriority="99" w:name="Table Classic 1"/>
-    <w:lsdException w:uiPriority="99" w:name="Table Classic 2"/>
-    <w:lsdException w:uiPriority="99" w:name="Table Classic 3"/>
-    <w:lsdException w:uiPriority="99" w:name="Table Classic 4"/>
-    <w:lsdException w:uiPriority="99" w:name="Table Colorful 1"/>
-    <w:lsdException w:uiPriority="99" w:name="Table Colorful 2"/>
-    <w:lsdException w:uiPriority="99" w:name="Table Colorful 3"/>
-    <w:lsdException w:uiPriority="99" w:name="Table Columns 1"/>
-    <w:lsdException w:uiPriority="99" w:name="Table Columns 2"/>
-    <w:lsdException w:uiPriority="99" w:name="Table Columns 3"/>
-    <w:lsdException w:uiPriority="99" w:name="Table Columns 4"/>
-    <w:lsdException w:uiPriority="99" w:name="Table Columns 5"/>
-    <w:lsdException w:uiPriority="99" w:name="Table Grid 1"/>
-    <w:lsdException w:uiPriority="99" w:name="Table Grid 2"/>
-    <w:lsdException w:uiPriority="99" w:name="Table Grid 3"/>
-    <w:lsdException w:uiPriority="99" w:name="Table Grid 4"/>
-    <w:lsdException w:uiPriority="99" w:name="Table Grid 5"/>
-    <w:lsdException w:uiPriority="99" w:name="Table Grid 6"/>
-    <w:lsdException w:uiPriority="99" w:name="Table Grid 7"/>
-    <w:lsdException w:uiPriority="99" w:name="Table Grid 8"/>
-    <w:lsdException w:uiPriority="99" w:name="Table List 1"/>
-    <w:lsdException w:uiPriority="99" w:name="Table List 2"/>
-    <w:lsdException w:uiPriority="99" w:name="Table List 3"/>
-    <w:lsdException w:uiPriority="99" w:name="Table List 4"/>
-    <w:lsdException w:uiPriority="99" w:name="Table List 5"/>
-    <w:lsdException w:uiPriority="99" w:name="Table List 6"/>
-    <w:lsdException w:uiPriority="99" w:name="Table List 7"/>
-    <w:lsdException w:uiPriority="99" w:name="Table List 8"/>
-    <w:lsdException w:uiPriority="99" w:name="Table 3D effects 1"/>
-    <w:lsdException w:uiPriority="99" w:name="Table 3D effects 2"/>
-    <w:lsdException w:uiPriority="99" w:name="Table 3D effects 3"/>
-    <w:lsdException w:uiPriority="99" w:name="Table Contemporary"/>
-    <w:lsdException w:uiPriority="99" w:name="Table Elegant"/>
-    <w:lsdException w:uiPriority="99" w:name="Table Professional"/>
-    <w:lsdException w:uiPriority="99" w:name="Table Subtle 1"/>
-    <w:lsdException w:uiPriority="99" w:name="Table Subtle 2"/>
-    <w:lsdException w:uiPriority="99" w:name="Table Web 1"/>
-    <w:lsdException w:uiPriority="99" w:name="Table Web 2"/>
-    <w:lsdException w:uiPriority="99" w:name="Table Web 3"/>
-    <w:lsdException w:uiPriority="99" w:name="Balloon Text"/>
-    <w:lsdException w:unhideWhenUsed="0" w:uiPriority="39" w:semiHidden="0" w:name="Table Grid"/>
-    <w:lsdException w:uiPriority="99" w:name="Table Theme"/>
-    <w:lsdException w:unhideWhenUsed="0" w:uiPriority="60" w:semiHidden="0" w:name="Light Shading"/>
-    <w:lsdException w:unhideWhenUsed="0" w:uiPriority="61" w:semiHidden="0" w:name="Light List"/>
-    <w:lsdException w:unhideWhenUsed="0" w:uiPriority="62" w:semiHidden="0" w:name="Light Grid"/>
-    <w:lsdException w:unhideWhenUsed="0" w:uiPriority="63" w:semiHidden="0" w:name="Medium Shading 1"/>
-    <w:lsdException w:unhideWhenUsed="0" w:uiPriority="64" w:semiHidden="0" w:name="Medium Shading 2"/>
-    <w:lsdException w:unhideWhenUsed="0" w:uiPriority="65" w:semiHidden="0" w:name="Medium List 1"/>
-    <w:lsdException w:unhideWhenUsed="0" w:uiPriority="66" w:semiHidden="0" w:name="Medium List 2"/>
-    <w:lsdException w:unhideWhenUsed="0" w:uiPriority="67" w:semiHidden="0" w:name="Medium Grid 1"/>
-    <w:lsdException w:unhideWhenUsed="0" w:uiPriority="68" w:semiHidden="0" w:name="Medium Grid 2"/>
-    <w:lsdException w:unhideWhenUsed="0" w:uiPriority="69" w:semiHidden="0" w:name="Medium Grid 3"/>
-    <w:lsdException w:unhideWhenUsed="0" w:uiPriority="70" w:semiHidden="0" w:name="Dark List"/>
-    <w:lsdException w:unhideWhenUsed="0" w:uiPriority="71" w:semiHidden="0" w:name="Colorful Shading"/>
-    <w:lsdException w:unhideWhenUsed="0" w:uiPriority="72" w:semiHidden="0" w:name="Colorful List"/>
-    <w:lsdException w:unhideWhenUsed="0" w:uiPriority="73" w:semiHidden="0" w:name="Colorful Grid"/>
-    <w:lsdException w:unhideWhenUsed="0" w:uiPriority="60" w:semiHidden="0" w:name="Light Shading Accent 1"/>
-    <w:lsdException w:unhideWhenUsed="0" w:uiPriority="61" w:semiHidden="0" w:name="Light List Accent 1"/>
-    <w:lsdException w:unhideWhenUsed="0" w:uiPriority="62" w:semiHidden="0" w:name="Light Grid Accent 1"/>
-    <w:lsdException w:unhideWhenUsed="0" w:uiPriority="63" w:semiHidden="0" w:name="Medium Shading 1 Accent 1"/>
-    <w:lsdException w:unhideWhenUsed="0" w:uiPriority="64" w:semiHidden="0" w:name="Medium Shading 2 Accent 1"/>
-    <w:lsdException w:unhideWhenUsed="0" w:uiPriority="65" w:semiHidden="0" w:name="Medium List 1 Accent 1"/>
-    <w:lsdException w:qFormat="1" w:unhideWhenUsed="0" w:uiPriority="34" w:semiHidden="0" w:name="List Paragraph"/>
-    <w:lsdException w:qFormat="1" w:unhideWhenUsed="0" w:uiPriority="29" w:semiHidden="0" w:name="Quote"/>
-    <w:lsdException w:qFormat="1" w:unhideWhenUsed="0" w:uiPriority="30" w:semiHidden="0" w:name="Intense Quote"/>
-    <w:lsdException w:unhideWhenUsed="0" w:uiPriority="66" w:semiHidden="0" w:name="Medium List 2 Accent 1"/>
-    <w:lsdException w:unhideWhenUsed="0" w:uiPriority="67" w:semiHidden="0" w:name="Medium Grid 1 Accent 1"/>
-    <w:lsdException w:unhideWhenUsed="0" w:uiPriority="68" w:semiHidden="0" w:name="Medium Grid 2 Accent 1"/>
-    <w:lsdException w:unhideWhenUsed="0" w:uiPriority="69" w:semiHidden="0" w:name="Medium Grid 3 Accent 1"/>
-    <w:lsdException w:unhideWhenUsed="0" w:uiPriority="70" w:semiHidden="0" w:name="Dark List Accent 1"/>
-    <w:lsdException w:unhideWhenUsed="0" w:uiPriority="71" w:semiHidden="0" w:name="Colorful Shading Accent 1"/>
-    <w:lsdException w:unhideWhenUsed="0" w:uiPriority="72" w:semiHidden="0" w:name="Colorful List Accent 1"/>
-    <w:lsdException w:unhideWhenUsed="0" w:uiPriority="73" w:semiHidden="0" w:name="Colorful Grid Accent 1"/>
-    <w:lsdException w:unhideWhenUsed="0" w:uiPriority="60" w:semiHidden="0" w:name="Light Shading Accent 2"/>
-    <w:lsdException w:unhideWhenUsed="0" w:uiPriority="61" w:semiHidden="0" w:name="Light List Accent 2"/>
-    <w:lsdException w:unhideWhenUsed="0" w:uiPriority="62" w:semiHidden="0" w:name="Light Grid Accent 2"/>
-    <w:lsdException w:unhideWhenUsed="0" w:uiPriority="63" w:semiHidden="0" w:name="Medium Shading 1 Accent 2"/>
-    <w:lsdException w:unhideWhenUsed="0" w:uiPriority="64" w:semiHidden="0" w:name="Medium Shading 2 Accent 2"/>
-    <w:lsdException w:unhideWhenUsed="0" w:uiPriority="65" w:semiHidden="0" w:name="Medium List 1 Accent 2"/>
-    <w:lsdException w:unhideWhenUsed="0" w:uiPriority="66" w:semiHidden="0" w:name="Medium List 2 Accent 2"/>
-    <w:lsdException w:unhideWhenUsed="0" w:uiPriority="67" w:semiHidden="0" w:name="Medium Grid 1 Accent 2"/>
-    <w:lsdException w:unhideWhenUsed="0" w:uiPriority="68" w:semiHidden="0" w:name="Medium Grid 2 Accent 2"/>
-    <w:lsdException w:unhideWhenUsed="0" w:uiPriority="69" w:semiHidden="0" w:name="Medium Grid 3 Accent 2"/>
-    <w:lsdException w:unhideWhenUsed="0" w:uiPriority="70" w:semiHidden="0" w:name="Dark List Accent 2"/>
-    <w:lsdException w:unhideWhenUsed="0" w:uiPriority="71" w:semiHidden="0" w:name="Colorful Shading Accent 2"/>
-    <w:lsdException w:unhideWhenUsed="0" w:uiPriority="72" w:semiHidden="0" w:name="Colorful List Accent 2"/>
-    <w:lsdException w:unhideWhenUsed="0" w:uiPriority="73" w:semiHidden="0" w:name="Colorful Grid Accent 2"/>
-    <w:lsdException w:unhideWhenUsed="0" w:uiPriority="60" w:semiHidden="0" w:name="Light Shading Accent 3"/>
-    <w:lsdException w:unhideWhenUsed="0" w:uiPriority="61" w:semiHidden="0" w:name="Light List Accent 3"/>
-    <w:lsdException w:unhideWhenUsed="0" w:uiPriority="62" w:semiHidden="0" w:name="Light Grid Accent 3"/>
-    <w:lsdException w:unhideWhenUsed="0" w:uiPriority="63" w:semiHidden="0" w:name="Medium Shading 1 Accent 3"/>
-    <w:lsdException w:unhideWhenUsed="0" w:uiPriority="64" w:semiHidden="0" w:name="Medium Shading 2 Accent 3"/>
-    <w:lsdException w:unhideWhenUsed="0" w:uiPriority="65" w:semiHidden="0" w:name="Medium List 1 Accent 3"/>
-    <w:lsdException w:unhideWhenUsed="0" w:uiPriority="66" w:semiHidden="0" w:name="Medium List 2 Accent 3"/>
-    <w:lsdException w:unhideWhenUsed="0" w:uiPriority="67" w:semiHidden="0" w:name="Medium Grid 1 Accent 3"/>
-    <w:lsdException w:unhideWhenUsed="0" w:uiPriority="68" w:semiHidden="0" w:name="Medium Grid 2 Accent 3"/>
-    <w:lsdException w:unhideWhenUsed="0" w:uiPriority="69" w:semiHidden="0" w:name="Medium Grid 3 Accent 3"/>
-    <w:lsdException w:unhideWhenUsed="0" w:uiPriority="70" w:semiHidden="0" w:name="Dark List Accent 3"/>
-    <w:lsdException w:unhideWhenUsed="0" w:uiPriority="71" w:semiHidden="0" w:name="Colorful Shading Accent 3"/>
-    <w:lsdException w:unhideWhenUsed="0" w:uiPriority="72" w:semiHidden="0" w:name="Colorful List Accent 3"/>
-    <w:lsdException w:unhideWhenUsed="0" w:uiPriority="73" w:semiHidden="0" w:name="Colorful Grid Accent 3"/>
-    <w:lsdException w:unhideWhenUsed="0" w:uiPriority="60" w:semiHidden="0" w:name="Light Shading Accent 4"/>
-    <w:lsdException w:unhideWhenUsed="0" w:uiPriority="61" w:semiHidden="0" w:name="Light List Accent 4"/>
-    <w:lsdException w:unhideWhenUsed="0" w:uiPriority="62" w:semiHidden="0" w:name="Light Grid Accent 4"/>
-    <w:lsdException w:unhideWhenUsed="0" w:uiPriority="63" w:semiHidden="0" w:name="Medium Shading 1 Accent 4"/>
-    <w:lsdException w:unhideWhenUsed="0" w:uiPriority="64" w:semiHidden="0" w:name="Medium Shading 2 Accent 4"/>
-    <w:lsdException w:unhideWhenUsed="0" w:uiPriority="65" w:semiHidden="0" w:name="Medium List 1 Accent 4"/>
-    <w:lsdException w:unhideWhenUsed="0" w:uiPriority="66" w:semiHidden="0" w:name="Medium List 2 Accent 4"/>
-    <w:lsdException w:unhideWhenUsed="0" w:uiPriority="67" w:semiHidden="0" w:name="Medium Grid 1 Accent 4"/>
-    <w:lsdException w:unhideWhenUsed="0" w:uiPriority="68" w:semiHidden="0" w:name="Medium Grid 2 Accent 4"/>
-    <w:lsdException w:unhideWhenUsed="0" w:uiPriority="69" w:semiHidden="0" w:name="Medium Grid 3 Accent 4"/>
-    <w:lsdException w:unhideWhenUsed="0" w:uiPriority="70" w:semiHidden="0" w:name="Dark List Accent 4"/>
-    <w:lsdException w:unhideWhenUsed="0" w:uiPriority="71" w:semiHidden="0" w:name="Colorful Shading Accent 4"/>
-    <w:lsdException w:unhideWhenUsed="0" w:uiPriority="72" w:semiHidden="0" w:name="Colorful List Accent 4"/>
-    <w:lsdException w:unhideWhenUsed="0" w:uiPriority="73" w:semiHidden="0" w:name="Colorful Grid Accent 4"/>
-    <w:lsdException w:unhideWhenUsed="0" w:uiPriority="60" w:semiHidden="0" w:name="Light Shading Accent 5"/>
-    <w:lsdException w:unhideWhenUsed="0" w:uiPriority="61" w:semiHidden="0" w:name="Light List Accent 5"/>
-    <w:lsdException w:unhideWhenUsed="0" w:uiPriority="62" w:semiHidden="0" w:name="Light Grid Accent 5"/>
-    <w:lsdException w:unhideWhenUsed="0" w:uiPriority="63" w:semiHidden="0" w:name="Medium Shading 1 Accent 5"/>
-    <w:lsdException w:unhideWhenUsed="0" w:uiPriority="64" w:semiHidden="0" w:name="Medium Shading 2 Accent 5"/>
-    <w:lsdException w:unhideWhenUsed="0" w:uiPriority="65" w:semiHidden="0" w:name="Medium List 1 Accent 5"/>
-    <w:lsdException w:unhideWhenUsed="0" w:uiPriority="66" w:semiHidden="0" w:name="Medium List 2 Accent 5"/>
-    <w:lsdException w:unhideWhenUsed="0" w:uiPriority="67" w:semiHidden="0" w:name="Medium Grid 1 Accent 5"/>
-    <w:lsdException w:unhideWhenUsed="0" w:uiPriority="68" w:semiHidden="0" w:name="Medium Grid 2 Accent 5"/>
-    <w:lsdException w:unhideWhenUsed="0" w:uiPriority="69" w:semiHidden="0" w:name="Medium Grid 3 Accent 5"/>
-    <w:lsdException w:unhideWhenUsed="0" w:uiPriority="70" w:semiHidden="0" w:name="Dark List Accent 5"/>
-    <w:lsdException w:unhideWhenUsed="0" w:uiPriority="71" w:semiHidden="0" w:name="Colorful Shading Accent 5"/>
-    <w:lsdException w:unhideWhenUsed="0" w:uiPriority="72" w:semiHidden="0" w:name="Colorful List Accent 5"/>
-    <w:lsdException w:unhideWhenUsed="0" w:uiPriority="73" w:semiHidden="0" w:name="Colorful Grid Accent 5"/>
-    <w:lsdException w:unhideWhenUsed="0" w:uiPriority="60" w:semiHidden="0" w:name="Light Shading Accent 6"/>
-    <w:lsdException w:unhideWhenUsed="0" w:uiPriority="61" w:semiHidden="0" w:name="Light List Accent 6"/>
-    <w:lsdException w:unhideWhenUsed="0" w:uiPriority="62" w:semiHidden="0" w:name="Light Grid Accent 6"/>
-    <w:lsdException w:unhideWhenUsed="0" w:uiPriority="63" w:semiHidden="0" w:name="Medium Shading 1 Accent 6"/>
-    <w:lsdException w:unhideWhenUsed="0" w:uiPriority="64" w:semiHidden="0" w:name="Medium Shading 2 Accent 6"/>
-    <w:lsdException w:unhideWhenUsed="0" w:uiPriority="65" w:semiHidden="0" w:name="Medium List 1 Accent 6"/>
-    <w:lsdException w:unhideWhenUsed="0" w:uiPriority="66" w:semiHidden="0" w:name="Medium List 2 Accent 6"/>
-    <w:lsdException w:unhideWhenUsed="0" w:uiPriority="67" w:semiHidden="0" w:name="Medium Grid 1 Accent 6"/>
-    <w:lsdException w:unhideWhenUsed="0" w:uiPriority="68" w:semiHidden="0" w:name="Medium Grid 2 Accent 6"/>
-    <w:lsdException w:unhideWhenUsed="0" w:uiPriority="69" w:semiHidden="0" w:name="Medium Grid 3 Accent 6"/>
-    <w:lsdException w:unhideWhenUsed="0" w:uiPriority="70" w:semiHidden="0" w:name="Dark List Accent 6"/>
-    <w:lsdException w:unhideWhenUsed="0" w:uiPriority="71" w:semiHidden="0" w:name="Colorful Shading Accent 6"/>
-    <w:lsdException w:unhideWhenUsed="0" w:uiPriority="72" w:semiHidden="0" w:name="Colorful List Accent 6"/>
-    <w:lsdException w:unhideWhenUsed="0" w:uiPriority="73" w:semiHidden="0" w:name="Colorful Grid Accent 6"/>
+  <w:latentStyles w:defLockedState="0" w:defUIPriority="99" w:defSemiHidden="0" w:defUnhideWhenUsed="0" w:defQFormat="0" w:count="376">
+    <w:lsdException w:name="Normal" w:uiPriority="0" w:qFormat="1"/>
+    <w:lsdException w:name="heading 1" w:uiPriority="9" w:qFormat="1"/>
+    <w:lsdException w:name="heading 2" w:semiHidden="1" w:uiPriority="9" w:unhideWhenUsed="1" w:qFormat="1"/>
+    <w:lsdException w:name="heading 3" w:semiHidden="1" w:uiPriority="9" w:unhideWhenUsed="1" w:qFormat="1"/>
+    <w:lsdException w:name="heading 4" w:semiHidden="1" w:uiPriority="9" w:unhideWhenUsed="1" w:qFormat="1"/>
+    <w:lsdException w:name="heading 5" w:semiHidden="1" w:uiPriority="9" w:unhideWhenUsed="1" w:qFormat="1"/>
+    <w:lsdException w:name="heading 6" w:semiHidden="1" w:uiPriority="9" w:unhideWhenUsed="1" w:qFormat="1"/>
+    <w:lsdException w:name="heading 7" w:semiHidden="1" w:uiPriority="9" w:unhideWhenUsed="1" w:qFormat="1"/>
+    <w:lsdException w:name="heading 8" w:semiHidden="1" w:uiPriority="9" w:unhideWhenUsed="1" w:qFormat="1"/>
+    <w:lsdException w:name="heading 9" w:semiHidden="1" w:uiPriority="9" w:unhideWhenUsed="1" w:qFormat="1"/>
+    <w:lsdException w:name="index 1" w:semiHidden="1" w:unhideWhenUsed="1"/>
+    <w:lsdException w:name="index 2" w:semiHidden="1" w:unhideWhenUsed="1"/>
+    <w:lsdException w:name="index 3" w:semiHidden="1" w:unhideWhenUsed="1"/>
+    <w:lsdException w:name="index 4" w:semiHidden="1" w:unhideWhenUsed="1"/>
+    <w:lsdException w:name="index 5" w:semiHidden="1" w:unhideWhenUsed="1"/>
+    <w:lsdException w:name="index 6" w:semiHidden="1" w:unhideWhenUsed="1"/>
+    <w:lsdException w:name="index 7" w:semiHidden="1" w:unhideWhenUsed="1"/>
+    <w:lsdException w:name="index 8" w:semiHidden="1" w:unhideWhenUsed="1"/>
+    <w:lsdException w:name="index 9" w:semiHidden="1" w:unhideWhenUsed="1"/>
+    <w:lsdException w:name="toc 1" w:semiHidden="1" w:uiPriority="39" w:unhideWhenUsed="1"/>
+    <w:lsdException w:name="toc 2" w:semiHidden="1" w:uiPriority="39" w:unhideWhenUsed="1"/>
+    <w:lsdException w:name="toc 3" w:semiHidden="1" w:uiPriority="39" w:unhideWhenUsed="1"/>
+    <w:lsdException w:name="toc 4" w:semiHidden="1" w:uiPriority="39" w:unhideWhenUsed="1"/>
+    <w:lsdException w:name="toc 5" w:semiHidden="1" w:uiPriority="39" w:unhideWhenUsed="1"/>
+    <w:lsdException w:name="toc 6" w:semiHidden="1" w:uiPriority="39" w:unhideWhenUsed="1"/>
+    <w:lsdException w:name="toc 7" w:semiHidden="1" w:uiPriority="39" w:unhideWhenUsed="1"/>
+    <w:lsdException w:name="toc 8" w:semiHidden="1" w:uiPriority="39" w:unhideWhenUsed="1"/>
+    <w:lsdException w:name="toc 9" w:semiHidden="1" w:uiPriority="39" w:unhideWhenUsed="1"/>
+    <w:lsdException w:name="Normal Indent" w:semiHidden="1" w:unhideWhenUsed="1"/>
+    <w:lsdException w:name="footnote text" w:semiHidden="1" w:unhideWhenUsed="1"/>
+    <w:lsdException w:name="annotation text" w:semiHidden="1" w:unhideWhenUsed="1"/>
+    <w:lsdException w:name="header" w:semiHidden="1" w:unhideWhenUsed="1"/>
+    <w:lsdException w:name="footer" w:semiHidden="1" w:unhideWhenUsed="1"/>
+    <w:lsdException w:name="index heading" w:semiHidden="1" w:unhideWhenUsed="1"/>
+    <w:lsdException w:name="caption" w:semiHidden="1" w:uiPriority="35" w:unhideWhenUsed="1" w:qFormat="1"/>
+    <w:lsdException w:name="table of figures" w:semiHidden="1" w:unhideWhenUsed="1"/>
+    <w:lsdException w:name="envelope address" w:semiHidden="1" w:unhideWhenUsed="1"/>
+    <w:lsdException w:name="envelope return" w:semiHidden="1" w:unhideWhenUsed="1"/>
+    <w:lsdException w:name="footnote reference" w:semiHidden="1" w:unhideWhenUsed="1"/>
+    <w:lsdException w:name="annotation reference" w:semiHidden="1" w:unhideWhenUsed="1"/>
+    <w:lsdException w:name="line number" w:semiHidden="1" w:unhideWhenUsed="1"/>
+    <w:lsdException w:name="page number" w:semiHidden="1" w:unhideWhenUsed="1"/>
+    <w:lsdException w:name="endnote reference" w:semiHidden="1" w:unhideWhenUsed="1"/>
+    <w:lsdException w:name="endnote text" w:semiHidden="1" w:unhideWhenUsed="1"/>
+    <w:lsdException w:name="table of authorities" w:semiHidden="1" w:unhideWhenUsed="1"/>
+    <w:lsdException w:name="macro" w:semiHidden="1" w:unhideWhenUsed="1"/>
+    <w:lsdException w:name="toa heading" w:semiHidden="1" w:unhideWhenUsed="1"/>
+    <w:lsdException w:name="List" w:semiHidden="1" w:unhideWhenUsed="1"/>
+    <w:lsdException w:name="List Bullet" w:semiHidden="1" w:unhideWhenUsed="1"/>
+    <w:lsdException w:name="List Number" w:semiHidden="1" w:unhideWhenUsed="1"/>
+    <w:lsdException w:name="List 2" w:semiHidden="1" w:unhideWhenUsed="1"/>
+    <w:lsdException w:name="List 3" w:semiHidden="1" w:unhideWhenUsed="1"/>
+    <w:lsdException w:name="List 4" w:semiHidden="1" w:unhideWhenUsed="1"/>
+    <w:lsdException w:name="List 5" w:semiHidden="1" w:unhideWhenUsed="1"/>
+    <w:lsdException w:name="List Bullet 2" w:semiHidden="1" w:unhideWhenUsed="1"/>
+    <w:lsdException w:name="List Bullet 3" w:semiHidden="1" w:unhideWhenUsed="1"/>
+    <w:lsdException w:name="List Bullet 4" w:semiHidden="1" w:unhideWhenUsed="1"/>
+    <w:lsdException w:name="List Bullet 5" w:semiHidden="1" w:unhideWhenUsed="1"/>
+    <w:lsdException w:name="List Number 2" w:semiHidden="1" w:unhideWhenUsed="1"/>
+    <w:lsdException w:name="List Number 3" w:semiHidden="1" w:unhideWhenUsed="1"/>
+    <w:lsdException w:name="List Number 4" w:semiHidden="1" w:unhideWhenUsed="1"/>
+    <w:lsdException w:name="List Number 5" w:semiHidden="1" w:unhideWhenUsed="1"/>
+    <w:lsdException w:name="Title" w:uiPriority="10" w:qFormat="1"/>
+    <w:lsdException w:name="Closing" w:semiHidden="1" w:unhideWhenUsed="1"/>
+    <w:lsdException w:name="Signature" w:semiHidden="1" w:unhideWhenUsed="1"/>
+    <w:lsdException w:name="Default Paragraph Font" w:semiHidden="1" w:uiPriority="1" w:unhideWhenUsed="1" w:qFormat="1"/>
+    <w:lsdException w:name="Body Text" w:semiHidden="1" w:unhideWhenUsed="1"/>
+    <w:lsdException w:name="Body Text Indent" w:semiHidden="1" w:unhideWhenUsed="1"/>
+    <w:lsdException w:name="List Continue" w:semiHidden="1" w:unhideWhenUsed="1"/>
+    <w:lsdException w:name="List Continue 2" w:semiHidden="1" w:unhideWhenUsed="1"/>
+    <w:lsdException w:name="List Continue 3" w:semiHidden="1" w:unhideWhenUsed="1"/>
+    <w:lsdException w:name="List Continue 4" w:semiHidden="1" w:unhideWhenUsed="1"/>
+    <w:lsdException w:name="List Continue 5" w:semiHidden="1" w:unhideWhenUsed="1"/>
+    <w:lsdException w:name="Message Header" w:semiHidden="1" w:unhideWhenUsed="1"/>
+    <w:lsdException w:name="Subtitle" w:uiPriority="11" w:qFormat="1"/>
+    <w:lsdException w:name="Salutation" w:semiHidden="1" w:unhideWhenUsed="1"/>
+    <w:lsdException w:name="Date" w:semiHidden="1" w:unhideWhenUsed="1"/>
+    <w:lsdException w:name="Body Text First Indent" w:semiHidden="1" w:unhideWhenUsed="1"/>
+    <w:lsdException w:name="Body Text First Indent 2" w:semiHidden="1" w:unhideWhenUsed="1"/>
+    <w:lsdException w:name="Note Heading" w:semiHidden="1" w:unhideWhenUsed="1"/>
+    <w:lsdException w:name="Body Text 2" w:semiHidden="1" w:unhideWhenUsed="1"/>
+    <w:lsdException w:name="Body Text 3" w:semiHidden="1" w:unhideWhenUsed="1"/>
+    <w:lsdException w:name="Body Text Indent 2" w:semiHidden="1" w:unhideWhenUsed="1"/>
+    <w:lsdException w:name="Body Text Indent 3" w:semiHidden="1" w:unhideWhenUsed="1"/>
+    <w:lsdException w:name="Block Text" w:semiHidden="1" w:unhideWhenUsed="1"/>
+    <w:lsdException w:name="Hyperlink" w:semiHidden="1" w:unhideWhenUsed="1"/>
+    <w:lsdException w:name="FollowedHyperlink" w:semiHidden="1" w:unhideWhenUsed="1"/>
+    <w:lsdException w:name="Strong" w:uiPriority="22" w:qFormat="1"/>
+    <w:lsdException w:name="Emphasis" w:uiPriority="20" w:qFormat="1"/>
+    <w:lsdException w:name="Document Map" w:semiHidden="1" w:unhideWhenUsed="1"/>
+    <w:lsdException w:name="Plain Text" w:semiHidden="1" w:unhideWhenUsed="1"/>
+    <w:lsdException w:name="E-mail Signature" w:semiHidden="1" w:unhideWhenUsed="1"/>
+    <w:lsdException w:name="HTML Top of Form" w:semiHidden="1" w:unhideWhenUsed="1"/>
+    <w:lsdException w:name="HTML Bottom of Form" w:semiHidden="1" w:unhideWhenUsed="1"/>
+    <w:lsdException w:name="Normal (Web)" w:semiHidden="1" w:unhideWhenUsed="1"/>
+    <w:lsdException w:name="HTML Acronym" w:semiHidden="1" w:unhideWhenUsed="1"/>
+    <w:lsdException w:name="HTML Address" w:semiHidden="1" w:unhideWhenUsed="1"/>
+    <w:lsdException w:name="HTML Cite" w:semiHidden="1" w:unhideWhenUsed="1"/>
+    <w:lsdException w:name="HTML Code" w:semiHidden="1" w:unhideWhenUsed="1"/>
+    <w:lsdException w:name="HTML Definition" w:semiHidden="1" w:unhideWhenUsed="1"/>
+    <w:lsdException w:name="HTML Keyboard" w:semiHidden="1" w:unhideWhenUsed="1"/>
+    <w:lsdException w:name="HTML Preformatted" w:semiHidden="1" w:unhideWhenUsed="1"/>
+    <w:lsdException w:name="HTML Sample" w:semiHidden="1" w:unhideWhenUsed="1"/>
+    <w:lsdException w:name="HTML Typewriter" w:semiHidden="1" w:unhideWhenUsed="1"/>
+    <w:lsdException w:name="HTML Variable" w:semiHidden="1" w:unhideWhenUsed="1"/>
+    <w:lsdException w:name="Normal Table" w:semiHidden="1" w:unhideWhenUsed="1" w:qFormat="1"/>
+    <w:lsdException w:name="annotation subject" w:semiHidden="1" w:unhideWhenUsed="1"/>
+    <w:lsdException w:name="No List" w:semiHidden="1" w:unhideWhenUsed="1"/>
+    <w:lsdException w:name="Outline List 1" w:semiHidden="1" w:unhideWhenUsed="1"/>
+    <w:lsdException w:name="Outline List 2" w:semiHidden="1" w:unhideWhenUsed="1"/>
+    <w:lsdException w:name="Outline List 3" w:semiHidden="1" w:unhideWhenUsed="1"/>
+    <w:lsdException w:name="Table Simple 1" w:semiHidden="1" w:unhideWhenUsed="1"/>
+    <w:lsdException w:name="Table Simple 2" w:semiHidden="1" w:unhideWhenUsed="1"/>
+    <w:lsdException w:name="Table Simple 3" w:semiHidden="1" w:unhideWhenUsed="1"/>
+    <w:lsdException w:name="Table Classic 1" w:semiHidden="1" w:unhideWhenUsed="1"/>
+    <w:lsdException w:name="Table Classic 2" w:semiHidden="1" w:unhideWhenUsed="1"/>
+    <w:lsdException w:name="Table Classic 3" w:semiHidden="1" w:unhideWhenUsed="1"/>
+    <w:lsdException w:name="Table Classic 4" w:semiHidden="1" w:unhideWhenUsed="1"/>
+    <w:lsdException w:name="Table Colorful 1" w:semiHidden="1" w:unhideWhenUsed="1"/>
+    <w:lsdException w:name="Table Colorful 2" w:semiHidden="1" w:unhideWhenUsed="1"/>
+    <w:lsdException w:name="Table Colorful 3" w:semiHidden="1" w:unhideWhenUsed="1"/>
+    <w:lsdException w:name="Table Columns 1" w:semiHidden="1" w:unhideWhenUsed="1"/>
+    <w:lsdException w:name="Table Columns 2" w:semiHidden="1" w:unhideWhenUsed="1"/>
+    <w:lsdException w:name="Table Columns 3" w:semiHidden="1" w:unhideWhenUsed="1"/>
+    <w:lsdException w:name="Table Columns 4" w:semiHidden="1" w:unhideWhenUsed="1"/>
+    <w:lsdException w:name="Table Columns 5" w:semiHidden="1" w:unhideWhenUsed="1"/>
+    <w:lsdException w:name="Table Grid 1" w:semiHidden="1" w:unhideWhenUsed="1"/>
+    <w:lsdException w:name="Table Grid 2" w:semiHidden="1" w:unhideWhenUsed="1"/>
+    <w:lsdException w:name="Table Grid 3" w:semiHidden="1" w:unhideWhenUsed="1"/>
+    <w:lsdException w:name="Table Grid 4" w:semiHidden="1" w:unhideWhenUsed="1"/>
+    <w:lsdException w:name="Table Grid 5" w:semiHidden="1" w:unhideWhenUsed="1"/>
+    <w:lsdException w:name="Table Grid 6" w:semiHidden="1" w:unhideWhenUsed="1"/>
+    <w:lsdException w:name="Table Grid 7" w:semiHidden="1" w:unhideWhenUsed="1"/>
+    <w:lsdException w:name="Table Grid 8" w:semiHidden="1" w:unhideWhenUsed="1"/>
+    <w:lsdException w:name="Table List 1" w:semiHidden="1" w:unhideWhenUsed="1"/>
+    <w:lsdException w:name="Table List 2" w:semiHidden="1" w:unhideWhenUsed="1"/>
+    <w:lsdException w:name="Table List 3" w:semiHidden="1" w:unhideWhenUsed="1"/>
+    <w:lsdException w:name="Table List 4" w:semiHidden="1" w:unhideWhenUsed="1"/>
+    <w:lsdException w:name="Table List 5" w:semiHidden="1" w:unhideWhenUsed="1"/>
+    <w:lsdException w:name="Table List 6" w:semiHidden="1" w:unhideWhenUsed="1"/>
+    <w:lsdException w:name="Table List 7" w:semiHidden="1" w:unhideWhenUsed="1"/>
+    <w:lsdException w:name="Table List 8" w:semiHidden="1" w:unhideWhenUsed="1"/>
+    <w:lsdException w:name="Table 3D effects 1" w:semiHidden="1" w:unhideWhenUsed="1"/>
+    <w:lsdException w:name="Table 3D effects 2" w:semiHidden="1" w:unhideWhenUsed="1"/>
+    <w:lsdException w:name="Table 3D effects 3" w:semiHidden="1" w:unhideWhenUsed="1"/>
+    <w:lsdException w:name="Table Contemporary" w:semiHidden="1" w:unhideWhenUsed="1"/>
+    <w:lsdException w:name="Table Elegant" w:semiHidden="1" w:unhideWhenUsed="1"/>
+    <w:lsdException w:name="Table Professional" w:semiHidden="1" w:unhideWhenUsed="1"/>
+    <w:lsdException w:name="Table Subtle 1" w:semiHidden="1" w:unhideWhenUsed="1"/>
+    <w:lsdException w:name="Table Subtle 2" w:semiHidden="1" w:unhideWhenUsed="1"/>
+    <w:lsdException w:name="Table Web 1" w:semiHidden="1" w:unhideWhenUsed="1"/>
+    <w:lsdException w:name="Table Web 2" w:semiHidden="1" w:unhideWhenUsed="1"/>
+    <w:lsdException w:name="Table Web 3" w:semiHidden="1" w:unhideWhenUsed="1"/>
+    <w:lsdException w:name="Balloon Text" w:semiHidden="1" w:unhideWhenUsed="1"/>
+    <w:lsdException w:name="Table Grid" w:uiPriority="39"/>
+    <w:lsdException w:name="Table Theme" w:semiHidden="1" w:unhideWhenUsed="1"/>
+    <w:lsdException w:name="Placeholder Text" w:semiHidden="1" w:unhideWhenUsed="1"/>
+    <w:lsdException w:name="No Spacing" w:semiHidden="1" w:unhideWhenUsed="1"/>
+    <w:lsdException w:name="Light Shading" w:uiPriority="60"/>
+    <w:lsdException w:name="Light List" w:uiPriority="61"/>
+    <w:lsdException w:name="Light Grid" w:uiPriority="62"/>
+    <w:lsdException w:name="Medium Shading 1" w:uiPriority="63"/>
+    <w:lsdException w:name="Medium Shading 2" w:uiPriority="64"/>
+    <w:lsdException w:name="Medium List 1" w:uiPriority="65"/>
+    <w:lsdException w:name="Medium List 2" w:uiPriority="66"/>
+    <w:lsdException w:name="Medium Grid 1" w:uiPriority="67"/>
+    <w:lsdException w:name="Medium Grid 2" w:uiPriority="68"/>
+    <w:lsdException w:name="Medium Grid 3" w:uiPriority="69"/>
+    <w:lsdException w:name="Dark List" w:uiPriority="70"/>
+    <w:lsdException w:name="Colorful Shading" w:uiPriority="71"/>
+    <w:lsdException w:name="Colorful List" w:uiPriority="72"/>
+    <w:lsdException w:name="Colorful Grid" w:uiPriority="73"/>
+    <w:lsdException w:name="Light Shading Accent 1" w:uiPriority="60"/>
+    <w:lsdException w:name="Light List Accent 1" w:uiPriority="61"/>
+    <w:lsdException w:name="Light Grid Accent 1" w:uiPriority="62"/>
+    <w:lsdException w:name="Medium Shading 1 Accent 1" w:uiPriority="63"/>
+    <w:lsdException w:name="Medium Shading 2 Accent 1" w:uiPriority="64"/>
+    <w:lsdException w:name="Medium List 1 Accent 1" w:uiPriority="65"/>
+    <w:lsdException w:name="Revision" w:semiHidden="1" w:unhideWhenUsed="1"/>
+    <w:lsdException w:name="List Paragraph" w:uiPriority="34" w:qFormat="1"/>
+    <w:lsdException w:name="Quote" w:uiPriority="29" w:qFormat="1"/>
+    <w:lsdException w:name="Intense Quote" w:uiPriority="30" w:qFormat="1"/>
+    <w:lsdException w:name="Medium List 2 Accent 1" w:uiPriority="66"/>
+    <w:lsdException w:name="Medium Grid 1 Accent 1" w:uiPriority="67"/>
+    <w:lsdException w:name="Medium Grid 2 Accent 1" w:uiPriority="68"/>
+    <w:lsdException w:name="Medium Grid 3 Accent 1" w:uiPriority="69"/>
+    <w:lsdException w:name="Dark List Accent 1" w:uiPriority="70"/>
+    <w:lsdException w:name="Colorful Shading Accent 1" w:uiPriority="71"/>
+    <w:lsdException w:name="Colorful List Accent 1" w:uiPriority="72"/>
+    <w:lsdException w:name="Colorful Grid Accent 1" w:uiPriority="73"/>
+    <w:lsdException w:name="Light Shading Accent 2" w:uiPriority="60"/>
+    <w:lsdException w:name="Light List Accent 2" w:uiPriority="61"/>
+    <w:lsdException w:name="Light Grid Accent 2" w:uiPriority="62"/>
+    <w:lsdException w:name="Medium Shading 1 Accent 2" w:uiPriority="63"/>
+    <w:lsdException w:name="Medium Shading 2 Accent 2" w:uiPriority="64"/>
+    <w:lsdException w:name="Medium List 1 Accent 2" w:uiPriority="65"/>
+    <w:lsdException w:name="Medium List 2 Accent 2" w:uiPriority="66"/>
+    <w:lsdException w:name="Medium Grid 1 Accent 2" w:uiPriority="67"/>
+    <w:lsdException w:name="Medium Grid 2 Accent 2" w:uiPriority="68"/>
+    <w:lsdException w:name="Medium Grid 3 Accent 2" w:uiPriority="69"/>
+    <w:lsdException w:name="Dark List Accent 2" w:uiPriority="70"/>
+    <w:lsdException w:name="Colorful Shading Accent 2" w:uiPriority="71"/>
+    <w:lsdException w:name="Colorful List Accent 2" w:uiPriority="72"/>
+    <w:lsdException w:name="Colorful Grid Accent 2" w:uiPriority="73"/>
+    <w:lsdException w:name="Light Shading Accent 3" w:uiPriority="60"/>
+    <w:lsdException w:name="Light List Accent 3" w:uiPriority="61"/>
+    <w:lsdException w:name="Light Grid Accent 3" w:uiPriority="62"/>
+    <w:lsdException w:name="Medium Shading 1 Accent 3" w:uiPriority="63"/>
+    <w:lsdException w:name="Medium Shading 2 Accent 3" w:uiPriority="64"/>
+    <w:lsdException w:name="Medium List 1 Accent 3" w:uiPriority="65"/>
+    <w:lsdException w:name="Medium List 2 Accent 3" w:uiPriority="66"/>
+    <w:lsdException w:name="Medium Grid 1 Accent 3" w:uiPriority="67"/>
+    <w:lsdException w:name="Medium Grid 2 Accent 3" w:uiPriority="68"/>
+    <w:lsdException w:name="Medium Grid 3 Accent 3" w:uiPriority="69"/>
+    <w:lsdException w:name="Dark List Accent 3" w:uiPriority="70"/>
+    <w:lsdException w:name="Colorful Shading Accent 3" w:uiPriority="71"/>
+    <w:lsdException w:name="Colorful List Accent 3" w:uiPriority="72"/>
+    <w:lsdException w:name="Colorful Grid Accent 3" w:uiPriority="73"/>
+    <w:lsdException w:name="Light Shading Accent 4" w:uiPriority="60"/>
+    <w:lsdException w:name="Light List Accent 4" w:uiPriority="61"/>
+    <w:lsdException w:name="Light Grid Accent 4" w:uiPriority="62"/>
+    <w:lsdException w:name="Medium Shading 1 Accent 4" w:uiPriority="63"/>
+    <w:lsdException w:name="Medium Shading 2 Accent 4" w:uiPriority="64"/>
+    <w:lsdException w:name="Medium List 1 Accent 4" w:uiPriority="65"/>
+    <w:lsdException w:name="Medium List 2 Accent 4" w:uiPriority="66"/>
+    <w:lsdException w:name="Medium Grid 1 Accent 4" w:uiPriority="67"/>
+    <w:lsdException w:name="Medium Grid 2 Accent 4" w:uiPriority="68"/>
+    <w:lsdException w:name="Medium Grid 3 Accent 4" w:uiPriority="69"/>
+    <w:lsdException w:name="Dark List Accent 4" w:uiPriority="70"/>
+    <w:lsdException w:name="Colorful Shading Accent 4" w:uiPriority="71"/>
+    <w:lsdException w:name="Colorful List Accent 4" w:uiPriority="72"/>
+    <w:lsdException w:name="Colorful Grid Accent 4" w:uiPriority="73"/>
+    <w:lsdException w:name="Light Shading Accent 5" w:uiPriority="60"/>
+    <w:lsdException w:name="Light List Accent 5" w:uiPriority="61"/>
+    <w:lsdException w:name="Light Grid Accent 5" w:uiPriority="62"/>
+    <w:lsdException w:name="Medium Shading 1 Accent 5" w:uiPriority="63"/>
+    <w:lsdException w:name="Medium Shading 2 Accent 5" w:uiPriority="64"/>
+    <w:lsdException w:name="Medium List 1 Accent 5" w:uiPriority="65"/>
+    <w:lsdException w:name="Medium List 2 Accent 5" w:uiPriority="66"/>
+    <w:lsdException w:name="Medium Grid 1 Accent 5" w:uiPriority="67"/>
+    <w:lsdException w:name="Medium Grid 2 Accent 5" w:uiPriority="68"/>
+    <w:lsdException w:name="Medium Grid 3 Accent 5" w:uiPriority="69"/>
+    <w:lsdException w:name="Dark List Accent 5" w:uiPriority="70"/>
+    <w:lsdException w:name="Colorful Shading Accent 5" w:uiPriority="71"/>
+    <w:lsdException w:name="Colorful List Accent 5" w:uiPriority="72"/>
+    <w:lsdException w:name="Colorful Grid Accent 5" w:uiPriority="73"/>
+    <w:lsdException w:name="Light Shading Accent 6" w:uiPriority="60"/>
+    <w:lsdException w:name="Light List Accent 6" w:uiPriority="61"/>
+    <w:lsdException w:name="Light Grid Accent 6" w:uiPriority="62"/>
+    <w:lsdException w:name="Medium Shading 1 Accent 6" w:uiPriority="63"/>
+    <w:lsdException w:name="Medium Shading 2 Accent 6" w:uiPriority="64"/>
+    <w:lsdException w:name="Medium List 1 Accent 6" w:uiPriority="65"/>
+    <w:lsdException w:name="Medium List 2 Accent 6" w:uiPriority="66"/>
+    <w:lsdException w:name="Medium Grid 1 Accent 6" w:uiPriority="67"/>
+    <w:lsdException w:name="Medium Grid 2 Accent 6" w:uiPriority="68"/>
+    <w:lsdException w:name="Medium Grid 3 Accent 6" w:uiPriority="69"/>
+    <w:lsdException w:name="Dark List Accent 6" w:uiPriority="70"/>
+    <w:lsdException w:name="Colorful Shading Accent 6" w:uiPriority="71"/>
+    <w:lsdException w:name="Colorful List Accent 6" w:uiPriority="72"/>
+    <w:lsdException w:name="Colorful Grid Accent 6" w:uiPriority="73"/>
+    <w:lsdException w:name="Subtle Emphasis" w:uiPriority="19" w:qFormat="1"/>
+    <w:lsdException w:name="Intense Emphasis" w:uiPriority="21" w:qFormat="1"/>
+    <w:lsdException w:name="Subtle Reference" w:uiPriority="31" w:qFormat="1"/>
+    <w:lsdException w:name="Intense Reference" w:uiPriority="32" w:qFormat="1"/>
+    <w:lsdException w:name="Book Title" w:uiPriority="33" w:qFormat="1"/>
+    <w:lsdException w:name="Bibliography" w:semiHidden="1" w:uiPriority="37" w:unhideWhenUsed="1"/>
+    <w:lsdException w:name="TOC Heading" w:semiHidden="1" w:uiPriority="39" w:unhideWhenUsed="1" w:qFormat="1"/>
+    <w:lsdException w:name="Plain Table 1" w:uiPriority="41"/>
+    <w:lsdException w:name="Plain Table 2" w:uiPriority="42"/>
+    <w:lsdException w:name="Plain Table 3" w:uiPriority="43"/>
+    <w:lsdException w:name="Plain Table 4" w:uiPriority="44"/>
+    <w:lsdException w:name="Plain Table 5" w:uiPriority="45"/>
+    <w:lsdException w:name="Grid Table Light" w:uiPriority="40"/>
+    <w:lsdException w:name="Grid Table 1 Light" w:uiPriority="46"/>
+    <w:lsdException w:name="Grid Table 2" w:uiPriority="47"/>
+    <w:lsdException w:name="Grid Table 3" w:uiPriority="48"/>
+    <w:lsdException w:name="Grid Table 4" w:uiPriority="49"/>
+    <w:lsdException w:name="Grid Table 5 Dark" w:uiPriority="50"/>
+    <w:lsdException w:name="Grid Table 6 Colorful" w:uiPriority="51"/>
+    <w:lsdException w:name="Grid Table 7 Colorful" w:uiPriority="52"/>
+    <w:lsdException w:name="Grid Table 1 Light Accent 1" w:uiPriority="46"/>
+    <w:lsdException w:name="Grid Table 2 Accent 1" w:uiPriority="47"/>
+    <w:lsdException w:name="Grid Table 3 Accent 1" w:uiPriority="48"/>
+    <w:lsdException w:name="Grid Table 4 Accent 1" w:uiPriority="49"/>
+    <w:lsdException w:name="Grid Table 5 Dark Accent 1" w:uiPriority="50"/>
+    <w:lsdException w:name="Grid Table 6 Colorful Accent 1" w:uiPriority="51"/>
+    <w:lsdException w:name="Grid Table 7 Colorful Accent 1" w:uiPriority="52"/>
+    <w:lsdException w:name="Grid Table 1 Light Accent 2" w:uiPriority="46"/>
+    <w:lsdException w:name="Grid Table 2 Accent 2" w:uiPriority="47"/>
+    <w:lsdException w:name="Grid Table 3 Accent 2" w:uiPriority="48"/>
+    <w:lsdException w:name="Grid Table 4 Accent 2" w:uiPriority="49"/>
+    <w:lsdException w:name="Grid Table 5 Dark Accent 2" w:uiPriority="50"/>
+    <w:lsdException w:name="Grid Table 6 Colorful Accent 2" w:uiPriority="51"/>
+    <w:lsdException w:name="Grid Table 7 Colorful Accent 2" w:uiPriority="52"/>
+    <w:lsdException w:name="Grid Table 1 Light Accent 3" w:uiPriority="46"/>
+    <w:lsdException w:name="Grid Table 2 Accent 3" w:uiPriority="47"/>
+    <w:lsdException w:name="Grid Table 3 Accent 3" w:uiPriority="48"/>
+    <w:lsdException w:name="Grid Table 4 Accent 3" w:uiPriority="49"/>
+    <w:lsdException w:name="Grid Table 5 Dark Accent 3" w:uiPriority="50"/>
+    <w:lsdException w:name="Grid Table 6 Colorful Accent 3" w:uiPriority="51"/>
+    <w:lsdException w:name="Grid Table 7 Colorful Accent 3" w:uiPriority="52"/>
+    <w:lsdException w:name="Grid Table 1 Light Accent 4" w:uiPriority="46"/>
+    <w:lsdException w:name="Grid Table 2 Accent 4" w:uiPriority="47"/>
+    <w:lsdException w:name="Grid Table 3 Accent 4" w:uiPriority="48"/>
+    <w:lsdException w:name="Grid Table 4 Accent 4" w:uiPriority="49"/>
+    <w:lsdException w:name="Grid Table 5 Dark Accent 4" w:uiPriority="50"/>
+    <w:lsdException w:name="Grid Table 6 Colorful Accent 4" w:uiPriority="51"/>
+    <w:lsdException w:name="Grid Table 7 Colorful Accent 4" w:uiPriority="52"/>
+    <w:lsdException w:name="Grid Table 1 Light Accent 5" w:uiPriority="46"/>
+    <w:lsdException w:name="Grid Table 2 Accent 5" w:uiPriority="47"/>
+    <w:lsdException w:name="Grid Table 3 Accent 5" w:uiPriority="48"/>
+    <w:lsdException w:name="Grid Table 4 Accent 5" w:uiPriority="49"/>
+    <w:lsdException w:name="Grid Table 5 Dark Accent 5" w:uiPriority="50"/>
+    <w:lsdException w:name="Grid Table 6 Colorful Accent 5" w:uiPriority="51"/>
+    <w:lsdException w:name="Grid Table 7 Colorful Accent 5" w:uiPriority="52"/>
+    <w:lsdException w:name="Grid Table 1 Light Accent 6" w:uiPriority="46"/>
+    <w:lsdException w:name="Grid Table 2 Accent 6" w:uiPriority="47"/>
+    <w:lsdException w:name="Grid Table 3 Accent 6" w:uiPriority="48"/>
+    <w:lsdException w:name="Grid Table 4 Accent 6" w:uiPriority="49"/>
+    <w:lsdException w:name="Grid Table 5 Dark Accent 6" w:uiPriority="50"/>
+    <w:lsdException w:name="Grid Table 6 Colorful Accent 6" w:uiPriority="51"/>
+    <w:lsdException w:name="Grid Table 7 Colorful Accent 6" w:uiPriority="52"/>
+    <w:lsdException w:name="List Table 1 Light" w:uiPriority="46"/>
+    <w:lsdException w:name="List Table 2" w:uiPriority="47"/>
+    <w:lsdException w:name="List Table 3" w:uiPriority="48"/>
+    <w:lsdException w:name="List Table 4" w:uiPriority="49"/>
+    <w:lsdException w:name="List Table 5 Dark" w:uiPriority="50"/>
+    <w:lsdException w:name="List Table 6 Colorful" w:uiPriority="51"/>
+    <w:lsdException w:name="List Table 7 Colorful" w:uiPriority="52"/>
+    <w:lsdException w:name="List Table 1 Light Accent 1" w:uiPriority="46"/>
+    <w:lsdException w:name="List Table 2 Accent 1" w:uiPriority="47"/>
+    <w:lsdException w:name="List Table 3 Accent 1" w:uiPriority="48"/>
+    <w:lsdException w:name="List Table 4 Accent 1" w:uiPriority="49"/>
+    <w:lsdException w:name="List Table 5 Dark Accent 1" w:uiPriority="50"/>
+    <w:lsdException w:name="List Table 6 Colorful Accent 1" w:uiPriority="51"/>
+    <w:lsdException w:name="List Table 7 Colorful Accent 1" w:uiPriority="52"/>
+    <w:lsdException w:name="List Table 1 Light Accent 2" w:uiPriority="46"/>
+    <w:lsdException w:name="List Table 2 Accent 2" w:uiPriority="47"/>
+    <w:lsdException w:name="List Table 3 Accent 2" w:uiPriority="48"/>
+    <w:lsdException w:name="List Table 4 Accent 2" w:uiPriority="49"/>
+    <w:lsdException w:name="List Table 5 Dark Accent 2" w:uiPriority="50"/>
+    <w:lsdException w:name="List Table 6 Colorful Accent 2" w:uiPriority="51"/>
+    <w:lsdException w:name="List Table 7 Colorful Accent 2" w:uiPriority="52"/>
+    <w:lsdException w:name="List Table 1 Light Accent 3" w:uiPriority="46"/>
+    <w:lsdException w:name="List Table 2 Accent 3" w:uiPriority="47"/>
+    <w:lsdException w:name="List Table 3 Accent 3" w:uiPriority="48"/>
+    <w:lsdException w:name="List Table 4 Accent 3" w:uiPriority="49"/>
+    <w:lsdException w:name="List Table 5 Dark Accent 3" w:uiPriority="50"/>
+    <w:lsdException w:name="List Table 6 Colorful Accent 3" w:uiPriority="51"/>
+    <w:lsdException w:name="List Table 7 Colorful Accent 3" w:uiPriority="52"/>
+    <w:lsdException w:name="List Table 1 Light Accent 4" w:uiPriority="46"/>
+    <w:lsdException w:name="List Table 2 Accent 4" w:uiPriority="47"/>
+    <w:lsdException w:name="List Table 3 Accent 4" w:uiPriority="48"/>
+    <w:lsdException w:name="List Table 4 Accent 4" w:uiPriority="49"/>
+    <w:lsdException w:name="List Table 5 Dark Accent 4" w:uiPriority="50"/>
+    <w:lsdException w:name="List Table 6 Colorful Accent 4" w:uiPriority="51"/>
+    <w:lsdException w:name="List Table 7 Colorful Accent 4" w:uiPriority="52"/>
+    <w:lsdException w:name="List Table 1 Light Accent 5" w:uiPriority="46"/>
+    <w:lsdException w:name="List Table 2 Accent 5" w:uiPriority="47"/>
+    <w:lsdException w:name="List Table 3 Accent 5" w:uiPriority="48"/>
+    <w:lsdException w:name="List Table 4 Accent 5" w:uiPriority="49"/>
+    <w:lsdException w:name="List Table 5 Dark Accent 5" w:uiPriority="50"/>
+    <w:lsdException w:name="List Table 6 Colorful Accent 5" w:uiPriority="51"/>
+    <w:lsdException w:name="List Table 7 Colorful Accent 5" w:uiPriority="52"/>
+    <w:lsdException w:name="List Table 1 Light Accent 6" w:uiPriority="46"/>
+    <w:lsdException w:name="List Table 2 Accent 6" w:uiPriority="47"/>
+    <w:lsdException w:name="List Table 3 Accent 6" w:uiPriority="48"/>
+    <w:lsdException w:name="List Table 4 Accent 6" w:uiPriority="49"/>
+    <w:lsdException w:name="List Table 5 Dark Accent 6" w:uiPriority="50"/>
+    <w:lsdException w:name="List Table 6 Colorful Accent 6" w:uiPriority="51"/>
+    <w:lsdException w:name="List Table 7 Colorful Accent 6" w:uiPriority="52"/>
+    <w:lsdException w:name="Mention" w:semiHidden="1" w:unhideWhenUsed="1"/>
+    <w:lsdException w:name="Smart Hyperlink" w:semiHidden="1" w:unhideWhenUsed="1"/>
+    <w:lsdException w:name="Hashtag" w:semiHidden="1" w:unhideWhenUsed="1"/>
+    <w:lsdException w:name="Unresolved Mention" w:semiHidden="1" w:unhideWhenUsed="1"/>
+    <w:lsdException w:name="Smart Link" w:semiHidden="1" w:unhideWhenUsed="1"/>
   </w:latentStyles>
-  <w:style w:type="paragraph" w:default="1" w:styleId="1">
+  <w:style w:type="paragraph" w:default="1" w:styleId="Normal">
     <w:name w:val="Normal"/>
     <w:qFormat/>
-    <w:uiPriority w:val="0"/>
     <w:pPr>
       <w:spacing w:after="160" w:line="278" w:lineRule="auto"/>
     </w:pPr>
     <w:rPr>
-      <w:rFonts w:asciiTheme="minorHAnsi" w:hAnsiTheme="minorHAnsi" w:eastAsiaTheme="minorHAnsi" w:cstheme="minorBidi"/>
       <w:kern w:val="2"/>
       <w:sz w:val="24"/>
       <w:szCs w:val="24"/>
-      <w:lang w:val="en-US" w:eastAsia="en-US" w:bidi="ar-SA"/>
       <w14:ligatures w14:val="standardContextual"/>
     </w:rPr>
   </w:style>
-  <w:style w:type="paragraph" w:styleId="2">
+  <w:style w:type="paragraph" w:styleId="Heading1">
     <w:name w:val="heading 1"/>
-    <w:basedOn w:val="1"/>
-    <w:next w:val="1"/>
-    <w:link w:val="16"/>
-    <w:qFormat/>
-    <w:uiPriority w:val="9"/>
+    <w:basedOn w:val="Normal"/>
+    <w:next w:val="Normal"/>
+    <w:link w:val="Heading1Char"/>
+    <w:uiPriority w:val="9"/>
+    <w:qFormat/>
     <w:pPr>
       <w:keepNext/>
       <w:keepLines/>
@@ -651,21 +738,21 @@
       <w:outlineLvl w:val="0"/>
     </w:pPr>
     <w:rPr>
-      <w:rFonts w:asciiTheme="majorHAnsi" w:hAnsiTheme="majorHAnsi" w:eastAsiaTheme="majorEastAsia" w:cstheme="majorBidi"/>
-      <w:color w:val="104862" w:themeColor="accent1" w:themeShade="BF"/>
+      <w:rFonts w:asciiTheme="majorHAnsi" w:eastAsiaTheme="majorEastAsia" w:hAnsiTheme="majorHAnsi" w:cstheme="majorBidi"/>
+      <w:color w:val="0F4761" w:themeColor="accent1" w:themeShade="BF"/>
       <w:sz w:val="40"/>
       <w:szCs w:val="40"/>
     </w:rPr>
   </w:style>
-  <w:style w:type="paragraph" w:styleId="3">
+  <w:style w:type="paragraph" w:styleId="Heading2">
     <w:name w:val="heading 2"/>
-    <w:basedOn w:val="1"/>
-    <w:next w:val="1"/>
-    <w:link w:val="17"/>
+    <w:basedOn w:val="Normal"/>
+    <w:next w:val="Normal"/>
+    <w:link w:val="Heading2Char"/>
+    <w:uiPriority w:val="9"/>
     <w:semiHidden/>
     <w:unhideWhenUsed/>
     <w:qFormat/>
-    <w:uiPriority w:val="9"/>
     <w:pPr>
       <w:keepNext/>
       <w:keepLines/>
@@ -673,21 +760,21 @@
       <w:outlineLvl w:val="1"/>
     </w:pPr>
     <w:rPr>
-      <w:rFonts w:asciiTheme="majorHAnsi" w:hAnsiTheme="majorHAnsi" w:eastAsiaTheme="majorEastAsia" w:cstheme="majorBidi"/>
-      <w:color w:val="104862" w:themeColor="accent1" w:themeShade="BF"/>
+      <w:rFonts w:asciiTheme="majorHAnsi" w:eastAsiaTheme="majorEastAsia" w:hAnsiTheme="majorHAnsi" w:cstheme="majorBidi"/>
+      <w:color w:val="0F4761" w:themeColor="accent1" w:themeShade="BF"/>
       <w:sz w:val="32"/>
       <w:szCs w:val="32"/>
     </w:rPr>
   </w:style>
-  <w:style w:type="paragraph" w:styleId="4">
+  <w:style w:type="paragraph" w:styleId="Heading3">
     <w:name w:val="heading 3"/>
-    <w:basedOn w:val="1"/>
-    <w:next w:val="1"/>
-    <w:link w:val="18"/>
+    <w:basedOn w:val="Normal"/>
+    <w:next w:val="Normal"/>
+    <w:link w:val="Heading3Char"/>
+    <w:uiPriority w:val="9"/>
     <w:semiHidden/>
     <w:unhideWhenUsed/>
     <w:qFormat/>
-    <w:uiPriority w:val="9"/>
     <w:pPr>
       <w:keepNext/>
       <w:keepLines/>
@@ -696,20 +783,20 @@
     </w:pPr>
     <w:rPr>
       <w:rFonts w:eastAsiaTheme="majorEastAsia" w:cstheme="majorBidi"/>
-      <w:color w:val="104862" w:themeColor="accent1" w:themeShade="BF"/>
+      <w:color w:val="0F4761" w:themeColor="accent1" w:themeShade="BF"/>
       <w:sz w:val="28"/>
       <w:szCs w:val="28"/>
     </w:rPr>
   </w:style>
-  <w:style w:type="paragraph" w:styleId="5">
+  <w:style w:type="paragraph" w:styleId="Heading4">
     <w:name w:val="heading 4"/>
-    <w:basedOn w:val="1"/>
-    <w:next w:val="1"/>
-    <w:link w:val="19"/>
+    <w:basedOn w:val="Normal"/>
+    <w:next w:val="Normal"/>
+    <w:link w:val="Heading4Char"/>
+    <w:uiPriority w:val="9"/>
     <w:semiHidden/>
     <w:unhideWhenUsed/>
     <w:qFormat/>
-    <w:uiPriority w:val="9"/>
     <w:pPr>
       <w:keepNext/>
       <w:keepLines/>
@@ -720,18 +807,18 @@
       <w:rFonts w:eastAsiaTheme="majorEastAsia" w:cstheme="majorBidi"/>
       <w:i/>
       <w:iCs/>
-      <w:color w:val="104862" w:themeColor="accent1" w:themeShade="BF"/>
-    </w:rPr>
-  </w:style>
-  <w:style w:type="paragraph" w:styleId="6">
+      <w:color w:val="0F4761" w:themeColor="accent1" w:themeShade="BF"/>
+    </w:rPr>
+  </w:style>
+  <w:style w:type="paragraph" w:styleId="Heading5">
     <w:name w:val="heading 5"/>
-    <w:basedOn w:val="1"/>
-    <w:next w:val="1"/>
-    <w:link w:val="20"/>
+    <w:basedOn w:val="Normal"/>
+    <w:next w:val="Normal"/>
+    <w:link w:val="Heading5Char"/>
+    <w:uiPriority w:val="9"/>
     <w:semiHidden/>
     <w:unhideWhenUsed/>
     <w:qFormat/>
-    <w:uiPriority w:val="9"/>
     <w:pPr>
       <w:keepNext/>
       <w:keepLines/>
@@ -740,18 +827,18 @@
     </w:pPr>
     <w:rPr>
       <w:rFonts w:eastAsiaTheme="majorEastAsia" w:cstheme="majorBidi"/>
-      <w:color w:val="104862" w:themeColor="accent1" w:themeShade="BF"/>
-    </w:rPr>
-  </w:style>
-  <w:style w:type="paragraph" w:styleId="7">
+      <w:color w:val="0F4761" w:themeColor="accent1" w:themeShade="BF"/>
+    </w:rPr>
+  </w:style>
+  <w:style w:type="paragraph" w:styleId="Heading6">
     <w:name w:val="heading 6"/>
-    <w:basedOn w:val="1"/>
-    <w:next w:val="1"/>
-    <w:link w:val="21"/>
+    <w:basedOn w:val="Normal"/>
+    <w:next w:val="Normal"/>
+    <w:link w:val="Heading6Char"/>
+    <w:uiPriority w:val="9"/>
     <w:semiHidden/>
     <w:unhideWhenUsed/>
     <w:qFormat/>
-    <w:uiPriority w:val="9"/>
     <w:pPr>
       <w:keepNext/>
       <w:keepLines/>
@@ -763,25 +850,17 @@
       <w:i/>
       <w:iCs/>
       <w:color w:val="595959" w:themeColor="text1" w:themeTint="A6"/>
-      <w14:textFill>
-        <w14:solidFill>
-          <w14:schemeClr w14:val="tx1">
-            <w14:lumMod w14:val="65000"/>
-            <w14:lumOff w14:val="35000"/>
-          </w14:schemeClr>
-        </w14:solidFill>
-      </w14:textFill>
-    </w:rPr>
-  </w:style>
-  <w:style w:type="paragraph" w:styleId="8">
+    </w:rPr>
+  </w:style>
+  <w:style w:type="paragraph" w:styleId="Heading7">
     <w:name w:val="heading 7"/>
-    <w:basedOn w:val="1"/>
-    <w:next w:val="1"/>
-    <w:link w:val="22"/>
+    <w:basedOn w:val="Normal"/>
+    <w:next w:val="Normal"/>
+    <w:link w:val="Heading7Char"/>
+    <w:uiPriority w:val="9"/>
     <w:semiHidden/>
     <w:unhideWhenUsed/>
     <w:qFormat/>
-    <w:uiPriority w:val="9"/>
     <w:pPr>
       <w:keepNext/>
       <w:keepLines/>
@@ -791,25 +870,17 @@
     <w:rPr>
       <w:rFonts w:eastAsiaTheme="majorEastAsia" w:cstheme="majorBidi"/>
       <w:color w:val="595959" w:themeColor="text1" w:themeTint="A6"/>
-      <w14:textFill>
-        <w14:solidFill>
-          <w14:schemeClr w14:val="tx1">
-            <w14:lumMod w14:val="65000"/>
-            <w14:lumOff w14:val="35000"/>
-          </w14:schemeClr>
-        </w14:solidFill>
-      </w14:textFill>
-    </w:rPr>
-  </w:style>
-  <w:style w:type="paragraph" w:styleId="9">
+    </w:rPr>
+  </w:style>
+  <w:style w:type="paragraph" w:styleId="Heading8">
     <w:name w:val="heading 8"/>
-    <w:basedOn w:val="1"/>
-    <w:next w:val="1"/>
-    <w:link w:val="23"/>
+    <w:basedOn w:val="Normal"/>
+    <w:next w:val="Normal"/>
+    <w:link w:val="Heading8Char"/>
+    <w:uiPriority w:val="9"/>
     <w:semiHidden/>
     <w:unhideWhenUsed/>
     <w:qFormat/>
-    <w:uiPriority w:val="9"/>
     <w:pPr>
       <w:keepNext/>
       <w:keepLines/>
@@ -821,25 +892,17 @@
       <w:i/>
       <w:iCs/>
       <w:color w:val="262626" w:themeColor="text1" w:themeTint="D9"/>
-      <w14:textFill>
-        <w14:solidFill>
-          <w14:schemeClr w14:val="tx1">
-            <w14:lumMod w14:val="85000"/>
-            <w14:lumOff w14:val="15000"/>
-          </w14:schemeClr>
-        </w14:solidFill>
-      </w14:textFill>
-    </w:rPr>
-  </w:style>
-  <w:style w:type="paragraph" w:styleId="10">
+    </w:rPr>
+  </w:style>
+  <w:style w:type="paragraph" w:styleId="Heading9">
     <w:name w:val="heading 9"/>
-    <w:basedOn w:val="1"/>
-    <w:next w:val="1"/>
-    <w:link w:val="24"/>
+    <w:basedOn w:val="Normal"/>
+    <w:next w:val="Normal"/>
+    <w:link w:val="Heading9Char"/>
+    <w:uiPriority w:val="9"/>
     <w:semiHidden/>
     <w:unhideWhenUsed/>
     <w:qFormat/>
-    <w:uiPriority w:val="9"/>
     <w:pPr>
       <w:keepNext/>
       <w:keepLines/>
@@ -849,30 +912,20 @@
     <w:rPr>
       <w:rFonts w:eastAsiaTheme="majorEastAsia" w:cstheme="majorBidi"/>
       <w:color w:val="262626" w:themeColor="text1" w:themeTint="D9"/>
-      <w14:textFill>
-        <w14:solidFill>
-          <w14:schemeClr w14:val="tx1">
-            <w14:lumMod w14:val="85000"/>
-            <w14:lumOff w14:val="15000"/>
-          </w14:schemeClr>
-        </w14:solidFill>
-      </w14:textFill>
-    </w:rPr>
-  </w:style>
-  <w:style w:type="character" w:default="1" w:styleId="11">
+    </w:rPr>
+  </w:style>
+  <w:style w:type="character" w:default="1" w:styleId="DefaultParagraphFont">
     <w:name w:val="Default Paragraph Font"/>
-    <w:semiHidden/>
+    <w:uiPriority w:val="1"/>
     <w:unhideWhenUsed/>
-    <w:qFormat/>
-    <w:uiPriority w:val="1"/>
-  </w:style>
-  <w:style w:type="table" w:default="1" w:styleId="12">
+  </w:style>
+  <w:style w:type="table" w:default="1" w:styleId="TableNormal">
     <w:name w:val="Normal Table"/>
+    <w:uiPriority w:val="99"/>
     <w:semiHidden/>
     <w:unhideWhenUsed/>
-    <w:qFormat/>
-    <w:uiPriority w:val="99"/>
     <w:tblPr>
+      <w:tblInd w:w="0" w:type="dxa"/>
       <w:tblCellMar>
         <w:top w:w="0" w:type="dxa"/>
         <w:left w:w="108" w:type="dxa"/>
@@ -881,257 +934,215 @@
       </w:tblCellMar>
     </w:tblPr>
   </w:style>
-  <w:style w:type="paragraph" w:styleId="13">
+  <w:style w:type="numbering" w:default="1" w:styleId="NoList">
+    <w:name w:val="No List"/>
+    <w:uiPriority w:val="99"/>
+    <w:semiHidden/>
+    <w:unhideWhenUsed/>
+  </w:style>
+  <w:style w:type="paragraph" w:styleId="Subtitle">
     <w:name w:val="Subtitle"/>
-    <w:basedOn w:val="1"/>
-    <w:next w:val="1"/>
-    <w:link w:val="26"/>
-    <w:qFormat/>
+    <w:basedOn w:val="Normal"/>
+    <w:next w:val="Normal"/>
+    <w:link w:val="SubtitleChar"/>
     <w:uiPriority w:val="11"/>
+    <w:qFormat/>
     <w:rPr>
       <w:rFonts w:eastAsiaTheme="majorEastAsia" w:cstheme="majorBidi"/>
       <w:color w:val="595959" w:themeColor="text1" w:themeTint="A6"/>
       <w:spacing w:val="15"/>
       <w:sz w:val="28"/>
       <w:szCs w:val="28"/>
-      <w14:textFill>
-        <w14:solidFill>
-          <w14:schemeClr w14:val="tx1">
-            <w14:lumMod w14:val="65000"/>
-            <w14:lumOff w14:val="35000"/>
-          </w14:schemeClr>
-        </w14:solidFill>
-      </w14:textFill>
-    </w:rPr>
-  </w:style>
-  <w:style w:type="table" w:styleId="14">
+    </w:rPr>
+  </w:style>
+  <w:style w:type="table" w:styleId="TableGrid">
     <w:name w:val="Table Grid"/>
-    <w:basedOn w:val="12"/>
+    <w:basedOn w:val="TableNormal"/>
     <w:uiPriority w:val="39"/>
     <w:tblPr>
       <w:tblBorders>
-        <w:top w:val="single" w:color="auto" w:sz="4" w:space="0"/>
-        <w:left w:val="single" w:color="auto" w:sz="4" w:space="0"/>
-        <w:bottom w:val="single" w:color="auto" w:sz="4" w:space="0"/>
-        <w:right w:val="single" w:color="auto" w:sz="4" w:space="0"/>
-        <w:insideH w:val="single" w:color="auto" w:sz="4" w:space="0"/>
-        <w:insideV w:val="single" w:color="auto" w:sz="4" w:space="0"/>
+        <w:top w:val="single" w:sz="4" w:space="0" w:color="auto"/>
+        <w:left w:val="single" w:sz="4" w:space="0" w:color="auto"/>
+        <w:bottom w:val="single" w:sz="4" w:space="0" w:color="auto"/>
+        <w:right w:val="single" w:sz="4" w:space="0" w:color="auto"/>
+        <w:insideH w:val="single" w:sz="4" w:space="0" w:color="auto"/>
+        <w:insideV w:val="single" w:sz="4" w:space="0" w:color="auto"/>
       </w:tblBorders>
     </w:tblPr>
   </w:style>
-  <w:style w:type="paragraph" w:styleId="15">
+  <w:style w:type="paragraph" w:styleId="Title">
     <w:name w:val="Title"/>
-    <w:basedOn w:val="1"/>
-    <w:next w:val="1"/>
-    <w:link w:val="25"/>
-    <w:qFormat/>
+    <w:basedOn w:val="Normal"/>
+    <w:next w:val="Normal"/>
+    <w:link w:val="TitleChar"/>
     <w:uiPriority w:val="10"/>
+    <w:qFormat/>
     <w:pPr>
       <w:spacing w:after="80" w:line="240" w:lineRule="auto"/>
       <w:contextualSpacing/>
     </w:pPr>
     <w:rPr>
-      <w:rFonts w:asciiTheme="majorHAnsi" w:hAnsiTheme="majorHAnsi" w:eastAsiaTheme="majorEastAsia" w:cstheme="majorBidi"/>
+      <w:rFonts w:asciiTheme="majorHAnsi" w:eastAsiaTheme="majorEastAsia" w:hAnsiTheme="majorHAnsi" w:cstheme="majorBidi"/>
       <w:spacing w:val="-10"/>
       <w:kern w:val="28"/>
       <w:sz w:val="56"/>
       <w:szCs w:val="56"/>
     </w:rPr>
   </w:style>
-  <w:style w:type="character" w:customStyle="1" w:styleId="16">
+  <w:style w:type="character" w:customStyle="1" w:styleId="Heading1Char">
     <w:name w:val="Heading 1 Char"/>
-    <w:basedOn w:val="11"/>
-    <w:link w:val="2"/>
-    <w:qFormat/>
-    <w:uiPriority w:val="9"/>
-    <w:rPr>
-      <w:rFonts w:asciiTheme="majorHAnsi" w:hAnsiTheme="majorHAnsi" w:eastAsiaTheme="majorEastAsia" w:cstheme="majorBidi"/>
-      <w:color w:val="104862" w:themeColor="accent1" w:themeShade="BF"/>
+    <w:basedOn w:val="DefaultParagraphFont"/>
+    <w:link w:val="Heading1"/>
+    <w:uiPriority w:val="9"/>
+    <w:qFormat/>
+    <w:rPr>
+      <w:rFonts w:asciiTheme="majorHAnsi" w:eastAsiaTheme="majorEastAsia" w:hAnsiTheme="majorHAnsi" w:cstheme="majorBidi"/>
+      <w:color w:val="0F4761" w:themeColor="accent1" w:themeShade="BF"/>
       <w:sz w:val="40"/>
       <w:szCs w:val="40"/>
     </w:rPr>
   </w:style>
-  <w:style w:type="character" w:customStyle="1" w:styleId="17">
+  <w:style w:type="character" w:customStyle="1" w:styleId="Heading2Char">
     <w:name w:val="Heading 2 Char"/>
-    <w:basedOn w:val="11"/>
-    <w:link w:val="3"/>
-    <w:semiHidden/>
-    <w:qFormat/>
-    <w:uiPriority w:val="9"/>
-    <w:rPr>
-      <w:rFonts w:asciiTheme="majorHAnsi" w:hAnsiTheme="majorHAnsi" w:eastAsiaTheme="majorEastAsia" w:cstheme="majorBidi"/>
-      <w:color w:val="104862" w:themeColor="accent1" w:themeShade="BF"/>
+    <w:basedOn w:val="DefaultParagraphFont"/>
+    <w:link w:val="Heading2"/>
+    <w:uiPriority w:val="9"/>
+    <w:semiHidden/>
+    <w:qFormat/>
+    <w:rPr>
+      <w:rFonts w:asciiTheme="majorHAnsi" w:eastAsiaTheme="majorEastAsia" w:hAnsiTheme="majorHAnsi" w:cstheme="majorBidi"/>
+      <w:color w:val="0F4761" w:themeColor="accent1" w:themeShade="BF"/>
       <w:sz w:val="32"/>
       <w:szCs w:val="32"/>
     </w:rPr>
   </w:style>
-  <w:style w:type="character" w:customStyle="1" w:styleId="18">
+  <w:style w:type="character" w:customStyle="1" w:styleId="Heading3Char">
     <w:name w:val="Heading 3 Char"/>
-    <w:basedOn w:val="11"/>
-    <w:link w:val="4"/>
-    <w:semiHidden/>
-    <w:qFormat/>
-    <w:uiPriority w:val="9"/>
+    <w:basedOn w:val="DefaultParagraphFont"/>
+    <w:link w:val="Heading3"/>
+    <w:uiPriority w:val="9"/>
+    <w:semiHidden/>
+    <w:qFormat/>
     <w:rPr>
       <w:rFonts w:eastAsiaTheme="majorEastAsia" w:cstheme="majorBidi"/>
-      <w:color w:val="104862" w:themeColor="accent1" w:themeShade="BF"/>
+      <w:color w:val="0F4761" w:themeColor="accent1" w:themeShade="BF"/>
       <w:sz w:val="28"/>
       <w:szCs w:val="28"/>
     </w:rPr>
   </w:style>
-  <w:style w:type="character" w:customStyle="1" w:styleId="19">
+  <w:style w:type="character" w:customStyle="1" w:styleId="Heading4Char">
     <w:name w:val="Heading 4 Char"/>
-    <w:basedOn w:val="11"/>
-    <w:link w:val="5"/>
-    <w:semiHidden/>
-    <w:qFormat/>
-    <w:uiPriority w:val="9"/>
+    <w:basedOn w:val="DefaultParagraphFont"/>
+    <w:link w:val="Heading4"/>
+    <w:uiPriority w:val="9"/>
+    <w:semiHidden/>
+    <w:qFormat/>
     <w:rPr>
       <w:rFonts w:eastAsiaTheme="majorEastAsia" w:cstheme="majorBidi"/>
       <w:i/>
       <w:iCs/>
-      <w:color w:val="104862" w:themeColor="accent1" w:themeShade="BF"/>
-    </w:rPr>
-  </w:style>
-  <w:style w:type="character" w:customStyle="1" w:styleId="20">
+      <w:color w:val="0F4761" w:themeColor="accent1" w:themeShade="BF"/>
+    </w:rPr>
+  </w:style>
+  <w:style w:type="character" w:customStyle="1" w:styleId="Heading5Char">
     <w:name w:val="Heading 5 Char"/>
-    <w:basedOn w:val="11"/>
-    <w:link w:val="6"/>
-    <w:semiHidden/>
-    <w:qFormat/>
-    <w:uiPriority w:val="9"/>
+    <w:basedOn w:val="DefaultParagraphFont"/>
+    <w:link w:val="Heading5"/>
+    <w:uiPriority w:val="9"/>
+    <w:semiHidden/>
+    <w:qFormat/>
     <w:rPr>
       <w:rFonts w:eastAsiaTheme="majorEastAsia" w:cstheme="majorBidi"/>
-      <w:color w:val="104862" w:themeColor="accent1" w:themeShade="BF"/>
-    </w:rPr>
-  </w:style>
-  <w:style w:type="character" w:customStyle="1" w:styleId="21">
+      <w:color w:val="0F4761" w:themeColor="accent1" w:themeShade="BF"/>
+    </w:rPr>
+  </w:style>
+  <w:style w:type="character" w:customStyle="1" w:styleId="Heading6Char">
     <w:name w:val="Heading 6 Char"/>
-    <w:basedOn w:val="11"/>
-    <w:link w:val="7"/>
-    <w:semiHidden/>
-    <w:qFormat/>
-    <w:uiPriority w:val="9"/>
+    <w:basedOn w:val="DefaultParagraphFont"/>
+    <w:link w:val="Heading6"/>
+    <w:uiPriority w:val="9"/>
+    <w:semiHidden/>
+    <w:qFormat/>
     <w:rPr>
       <w:rFonts w:eastAsiaTheme="majorEastAsia" w:cstheme="majorBidi"/>
       <w:i/>
       <w:iCs/>
       <w:color w:val="595959" w:themeColor="text1" w:themeTint="A6"/>
-      <w14:textFill>
-        <w14:solidFill>
-          <w14:schemeClr w14:val="tx1">
-            <w14:lumMod w14:val="65000"/>
-            <w14:lumOff w14:val="35000"/>
-          </w14:schemeClr>
-        </w14:solidFill>
-      </w14:textFill>
-    </w:rPr>
-  </w:style>
-  <w:style w:type="character" w:customStyle="1" w:styleId="22">
+    </w:rPr>
+  </w:style>
+  <w:style w:type="character" w:customStyle="1" w:styleId="Heading7Char">
     <w:name w:val="Heading 7 Char"/>
-    <w:basedOn w:val="11"/>
-    <w:link w:val="8"/>
-    <w:semiHidden/>
-    <w:qFormat/>
-    <w:uiPriority w:val="9"/>
+    <w:basedOn w:val="DefaultParagraphFont"/>
+    <w:link w:val="Heading7"/>
+    <w:uiPriority w:val="9"/>
+    <w:semiHidden/>
+    <w:qFormat/>
     <w:rPr>
       <w:rFonts w:eastAsiaTheme="majorEastAsia" w:cstheme="majorBidi"/>
       <w:color w:val="595959" w:themeColor="text1" w:themeTint="A6"/>
-      <w14:textFill>
-        <w14:solidFill>
-          <w14:schemeClr w14:val="tx1">
-            <w14:lumMod w14:val="65000"/>
-            <w14:lumOff w14:val="35000"/>
-          </w14:schemeClr>
-        </w14:solidFill>
-      </w14:textFill>
-    </w:rPr>
-  </w:style>
-  <w:style w:type="character" w:customStyle="1" w:styleId="23">
+    </w:rPr>
+  </w:style>
+  <w:style w:type="character" w:customStyle="1" w:styleId="Heading8Char">
     <w:name w:val="Heading 8 Char"/>
-    <w:basedOn w:val="11"/>
-    <w:link w:val="9"/>
-    <w:semiHidden/>
-    <w:qFormat/>
-    <w:uiPriority w:val="9"/>
+    <w:basedOn w:val="DefaultParagraphFont"/>
+    <w:link w:val="Heading8"/>
+    <w:uiPriority w:val="9"/>
+    <w:semiHidden/>
+    <w:qFormat/>
     <w:rPr>
       <w:rFonts w:eastAsiaTheme="majorEastAsia" w:cstheme="majorBidi"/>
       <w:i/>
       <w:iCs/>
       <w:color w:val="262626" w:themeColor="text1" w:themeTint="D9"/>
-      <w14:textFill>
-        <w14:solidFill>
-          <w14:schemeClr w14:val="tx1">
-            <w14:lumMod w14:val="85000"/>
-            <w14:lumOff w14:val="15000"/>
-          </w14:schemeClr>
-        </w14:solidFill>
-      </w14:textFill>
-    </w:rPr>
-  </w:style>
-  <w:style w:type="character" w:customStyle="1" w:styleId="24">
+    </w:rPr>
+  </w:style>
+  <w:style w:type="character" w:customStyle="1" w:styleId="Heading9Char">
     <w:name w:val="Heading 9 Char"/>
-    <w:basedOn w:val="11"/>
-    <w:link w:val="10"/>
-    <w:semiHidden/>
-    <w:qFormat/>
-    <w:uiPriority w:val="9"/>
+    <w:basedOn w:val="DefaultParagraphFont"/>
+    <w:link w:val="Heading9"/>
+    <w:uiPriority w:val="9"/>
+    <w:semiHidden/>
+    <w:qFormat/>
     <w:rPr>
       <w:rFonts w:eastAsiaTheme="majorEastAsia" w:cstheme="majorBidi"/>
       <w:color w:val="262626" w:themeColor="text1" w:themeTint="D9"/>
-      <w14:textFill>
-        <w14:solidFill>
-          <w14:schemeClr w14:val="tx1">
-            <w14:lumMod w14:val="85000"/>
-            <w14:lumOff w14:val="15000"/>
-          </w14:schemeClr>
-        </w14:solidFill>
-      </w14:textFill>
-    </w:rPr>
-  </w:style>
-  <w:style w:type="character" w:customStyle="1" w:styleId="25">
+    </w:rPr>
+  </w:style>
+  <w:style w:type="character" w:customStyle="1" w:styleId="TitleChar">
     <w:name w:val="Title Char"/>
-    <w:basedOn w:val="11"/>
-    <w:link w:val="15"/>
-    <w:qFormat/>
+    <w:basedOn w:val="DefaultParagraphFont"/>
+    <w:link w:val="Title"/>
     <w:uiPriority w:val="10"/>
-    <w:rPr>
-      <w:rFonts w:asciiTheme="majorHAnsi" w:hAnsiTheme="majorHAnsi" w:eastAsiaTheme="majorEastAsia" w:cstheme="majorBidi"/>
+    <w:qFormat/>
+    <w:rPr>
+      <w:rFonts w:asciiTheme="majorHAnsi" w:eastAsiaTheme="majorEastAsia" w:hAnsiTheme="majorHAnsi" w:cstheme="majorBidi"/>
       <w:spacing w:val="-10"/>
       <w:kern w:val="28"/>
       <w:sz w:val="56"/>
       <w:szCs w:val="56"/>
     </w:rPr>
   </w:style>
-  <w:style w:type="character" w:customStyle="1" w:styleId="26">
+  <w:style w:type="character" w:customStyle="1" w:styleId="SubtitleChar">
     <w:name w:val="Subtitle Char"/>
-    <w:basedOn w:val="11"/>
-    <w:link w:val="13"/>
-    <w:qFormat/>
+    <w:basedOn w:val="DefaultParagraphFont"/>
+    <w:link w:val="Subtitle"/>
     <w:uiPriority w:val="11"/>
+    <w:qFormat/>
     <w:rPr>
       <w:rFonts w:eastAsiaTheme="majorEastAsia" w:cstheme="majorBidi"/>
       <w:color w:val="595959" w:themeColor="text1" w:themeTint="A6"/>
       <w:spacing w:val="15"/>
       <w:sz w:val="28"/>
       <w:szCs w:val="28"/>
-      <w14:textFill>
-        <w14:solidFill>
-          <w14:schemeClr w14:val="tx1">
-            <w14:lumMod w14:val="65000"/>
-            <w14:lumOff w14:val="35000"/>
-          </w14:schemeClr>
-        </w14:solidFill>
-      </w14:textFill>
-    </w:rPr>
-  </w:style>
-  <w:style w:type="paragraph" w:styleId="27">
+    </w:rPr>
+  </w:style>
+  <w:style w:type="paragraph" w:styleId="Quote">
     <w:name w:val="Quote"/>
-    <w:basedOn w:val="1"/>
-    <w:next w:val="1"/>
-    <w:link w:val="28"/>
-    <w:qFormat/>
+    <w:basedOn w:val="Normal"/>
+    <w:next w:val="Normal"/>
+    <w:link w:val="QuoteChar"/>
     <w:uiPriority w:val="29"/>
+    <w:qFormat/>
     <w:pPr>
       <w:spacing w:before="160"/>
       <w:jc w:val="center"/>
@@ -1140,68 +1151,52 @@
       <w:i/>
       <w:iCs/>
       <w:color w:val="404040" w:themeColor="text1" w:themeTint="BF"/>
-      <w14:textFill>
-        <w14:solidFill>
-          <w14:schemeClr w14:val="tx1">
-            <w14:lumMod w14:val="75000"/>
-            <w14:lumOff w14:val="25000"/>
-          </w14:schemeClr>
-        </w14:solidFill>
-      </w14:textFill>
-    </w:rPr>
-  </w:style>
-  <w:style w:type="character" w:customStyle="1" w:styleId="28">
+    </w:rPr>
+  </w:style>
+  <w:style w:type="character" w:customStyle="1" w:styleId="QuoteChar">
     <w:name w:val="Quote Char"/>
-    <w:basedOn w:val="11"/>
-    <w:link w:val="27"/>
-    <w:qFormat/>
+    <w:basedOn w:val="DefaultParagraphFont"/>
+    <w:link w:val="Quote"/>
     <w:uiPriority w:val="29"/>
+    <w:qFormat/>
     <w:rPr>
       <w:i/>
       <w:iCs/>
       <w:color w:val="404040" w:themeColor="text1" w:themeTint="BF"/>
-      <w14:textFill>
-        <w14:solidFill>
-          <w14:schemeClr w14:val="tx1">
-            <w14:lumMod w14:val="75000"/>
-            <w14:lumOff w14:val="25000"/>
-          </w14:schemeClr>
-        </w14:solidFill>
-      </w14:textFill>
-    </w:rPr>
-  </w:style>
-  <w:style w:type="paragraph" w:styleId="29">
+    </w:rPr>
+  </w:style>
+  <w:style w:type="paragraph" w:styleId="ListParagraph">
     <w:name w:val="List Paragraph"/>
-    <w:basedOn w:val="1"/>
-    <w:qFormat/>
+    <w:basedOn w:val="Normal"/>
     <w:uiPriority w:val="34"/>
+    <w:qFormat/>
     <w:pPr>
       <w:ind w:left="720"/>
       <w:contextualSpacing/>
     </w:pPr>
   </w:style>
-  <w:style w:type="character" w:customStyle="1" w:styleId="30">
+  <w:style w:type="character" w:customStyle="1" w:styleId="IntenseEmphasis1">
     <w:name w:val="Intense Emphasis1"/>
-    <w:basedOn w:val="11"/>
-    <w:qFormat/>
+    <w:basedOn w:val="DefaultParagraphFont"/>
     <w:uiPriority w:val="21"/>
+    <w:qFormat/>
     <w:rPr>
       <w:i/>
       <w:iCs/>
-      <w:color w:val="104862" w:themeColor="accent1" w:themeShade="BF"/>
-    </w:rPr>
-  </w:style>
-  <w:style w:type="paragraph" w:styleId="31">
+      <w:color w:val="0F4761" w:themeColor="accent1" w:themeShade="BF"/>
+    </w:rPr>
+  </w:style>
+  <w:style w:type="paragraph" w:styleId="IntenseQuote">
     <w:name w:val="Intense Quote"/>
-    <w:basedOn w:val="1"/>
-    <w:next w:val="1"/>
-    <w:link w:val="32"/>
-    <w:qFormat/>
+    <w:basedOn w:val="Normal"/>
+    <w:next w:val="Normal"/>
+    <w:link w:val="IntenseQuoteChar"/>
     <w:uiPriority w:val="30"/>
+    <w:qFormat/>
     <w:pPr>
       <w:pBdr>
-        <w:top w:val="single" w:color="0F4761" w:themeColor="accent1" w:themeShade="BF" w:sz="4" w:space="10"/>
-        <w:bottom w:val="single" w:color="0F4761" w:themeColor="accent1" w:themeShade="BF" w:sz="4" w:space="10"/>
+        <w:top w:val="single" w:sz="4" w:space="10" w:color="0F4761" w:themeColor="accent1" w:themeShade="BF"/>
+        <w:bottom w:val="single" w:sz="4" w:space="10" w:color="0F4761" w:themeColor="accent1" w:themeShade="BF"/>
       </w:pBdr>
       <w:spacing w:before="360" w:after="360"/>
       <w:ind w:left="864" w:right="864"/>
@@ -1210,31 +1205,31 @@
     <w:rPr>
       <w:i/>
       <w:iCs/>
-      <w:color w:val="104862" w:themeColor="accent1" w:themeShade="BF"/>
-    </w:rPr>
-  </w:style>
-  <w:style w:type="character" w:customStyle="1" w:styleId="32">
+      <w:color w:val="0F4761" w:themeColor="accent1" w:themeShade="BF"/>
+    </w:rPr>
+  </w:style>
+  <w:style w:type="character" w:customStyle="1" w:styleId="IntenseQuoteChar">
     <w:name w:val="Intense Quote Char"/>
-    <w:basedOn w:val="11"/>
-    <w:link w:val="31"/>
-    <w:qFormat/>
+    <w:basedOn w:val="DefaultParagraphFont"/>
+    <w:link w:val="IntenseQuote"/>
     <w:uiPriority w:val="30"/>
+    <w:qFormat/>
     <w:rPr>
       <w:i/>
       <w:iCs/>
-      <w:color w:val="104862" w:themeColor="accent1" w:themeShade="BF"/>
-    </w:rPr>
-  </w:style>
-  <w:style w:type="character" w:customStyle="1" w:styleId="33">
+      <w:color w:val="0F4761" w:themeColor="accent1" w:themeShade="BF"/>
+    </w:rPr>
+  </w:style>
+  <w:style w:type="character" w:customStyle="1" w:styleId="IntenseReference1">
     <w:name w:val="Intense Reference1"/>
-    <w:basedOn w:val="11"/>
-    <w:qFormat/>
+    <w:basedOn w:val="DefaultParagraphFont"/>
     <w:uiPriority w:val="32"/>
+    <w:qFormat/>
     <w:rPr>
       <w:b/>
       <w:bCs/>
       <w:smallCaps/>
-      <w:color w:val="104862" w:themeColor="accent1" w:themeShade="BF"/>
+      <w:color w:val="0F4761" w:themeColor="accent1" w:themeShade="BF"/>
       <w:spacing w:val="5"/>
     </w:rPr>
   </w:style>
@@ -1513,5 +1508,6 @@
       </a:style>
     </a:lnDef>
   </a:objectDefaults>
+  <a:extraClrSchemeLst/>
 </a:theme>
 </file>
--- a/templates/hoadonnuoc.docx
+++ b/templates/hoadonnuoc.docx
@@ -71,7 +71,7 @@
     <w:tbl>
       <w:tblPr>
         <w:tblStyle w:val="TableGrid"/>
-        <w:tblpPr w:leftFromText="180" w:rightFromText="180" w:vertAnchor="text" w:horzAnchor="margin" w:tblpXSpec="center" w:tblpY="262"/>
+        <w:tblpPr w:leftFromText="180" w:rightFromText="180" w:vertAnchor="text" w:horzAnchor="margin" w:tblpXSpec="center" w:tblpY="65"/>
         <w:tblW w:w="3403" w:type="dxa"/>
         <w:tblLook w:val="04A0" w:firstRow="1" w:lastRow="0" w:firstColumn="1" w:lastColumn="0" w:noHBand="0" w:noVBand="1"/>
       </w:tblPr>
@@ -217,39 +217,19 @@
     <w:p>
       <w:pPr>
         <w:spacing w:line="240" w:lineRule="auto"/>
-        <w:ind w:firstLineChars="1250" w:firstLine="3500"/>
         <w:rPr>
-          <w:sz w:val="28"/>
-          <w:szCs w:val="28"/>
+          <w:sz w:val="14"/>
+          <w:szCs w:val="14"/>
         </w:rPr>
       </w:pPr>
       <w:r>
         <w:rPr>
-          <w:sz w:val="28"/>
-          <w:szCs w:val="28"/>
+          <w:b/>
+          <w:bCs/>
+          <w:sz w:val="14"/>
+          <w:szCs w:val="14"/>
         </w:rPr>
-        <w:tab/>
-      </w:r>
-      <w:r>
-        <w:rPr>
-          <w:sz w:val="28"/>
-          <w:szCs w:val="28"/>
-        </w:rPr>
-        <w:tab/>
-      </w:r>
-      <w:r>
-        <w:rPr>
-          <w:sz w:val="28"/>
-          <w:szCs w:val="28"/>
-        </w:rPr>
-        <w:tab/>
-      </w:r>
-      <w:r>
-        <w:rPr>
-          <w:sz w:val="28"/>
-          <w:szCs w:val="28"/>
-        </w:rPr>
-        <w:tab/>
+        <w:t>Ghi chú tổng: {general_note}</w:t>
       </w:r>
     </w:p>
     <w:p>
@@ -917,6 +897,7 @@
   <w:style w:type="character" w:default="1" w:styleId="DefaultParagraphFont">
     <w:name w:val="Default Paragraph Font"/>
     <w:uiPriority w:val="1"/>
+    <w:semiHidden/>
     <w:unhideWhenUsed/>
   </w:style>
   <w:style w:type="table" w:default="1" w:styleId="TableNormal">

--- a/templates/hoadonnuoc.docx
+++ b/templates/hoadonnuoc.docx
@@ -2,52 +2,249 @@
 <file path=word/document.xml><?xml version="1.0" encoding="utf-8"?>
 <w:document xmlns:wpc="http://schemas.microsoft.com/office/word/2010/wordprocessingCanvas" xmlns:cx="http://schemas.microsoft.com/office/drawing/2014/chartex" xmlns:cx1="http://schemas.microsoft.com/office/drawing/2015/9/8/chartex" xmlns:cx2="http://schemas.microsoft.com/office/drawing/2015/10/21/chartex" xmlns:cx3="http://schemas.microsoft.com/office/drawing/2016/5/9/chartex" xmlns:cx4="http://schemas.microsoft.com/office/drawing/2016/5/10/chartex" xmlns:cx5="http://schemas.microsoft.com/office/drawing/2016/5/11/chartex" xmlns:cx6="http://schemas.microsoft.com/office/drawing/2016/5/12/chartex" xmlns:cx7="http://schemas.microsoft.com/office/drawing/2016/5/13/chartex" xmlns:cx8="http://schemas.microsoft.com/office/drawing/2016/5/14/chartex" xmlns:mc="http://schemas.openxmlformats.org/markup-compatibility/2006" xmlns:aink="http://schemas.microsoft.com/office/drawing/2016/ink" xmlns:am3d="http://schemas.microsoft.com/office/drawing/2017/model3d" xmlns:o="urn:schemas-microsoft-com:office:office" xmlns:oel="http://schemas.microsoft.com/office/2019/extlst" xmlns:r="http://schemas.openxmlformats.org/officeDocument/2006/relationships" xmlns:m="http://schemas.openxmlformats.org/officeDocument/2006/math" xmlns:v="urn:schemas-microsoft-com:vml" xmlns:wp14="http://schemas.microsoft.com/office/word/2010/wordprocessingDrawing" xmlns:wp="http://schemas.openxmlformats.org/drawingml/2006/wordprocessingDrawing" xmlns:w10="urn:schemas-microsoft-com:office:word" xmlns:w="http://schemas.openxmlformats.org/wordprocessingml/2006/main" xmlns:w14="http://schemas.microsoft.com/office/word/2010/wordml" xmlns:w15="http://schemas.microsoft.com/office/word/2012/wordml" xmlns:w16cex="http://schemas.microsoft.com/office/word/2018/wordml/cex" xmlns:w16cid="http://schemas.microsoft.com/office/word/2016/wordml/cid" xmlns:w16="http://schemas.microsoft.com/office/word/2018/wordml" xmlns:w16du="http://schemas.microsoft.com/office/word/2023/wordml/word16du" xmlns:w16sdtdh="http://schemas.microsoft.com/office/word/2020/wordml/sdtdatahash" xmlns:w16sdtfl="http://schemas.microsoft.com/office/word/2024/wordml/sdtformatlock" xmlns:w16se="http://schemas.microsoft.com/office/word/2015/wordml/symex" xmlns:wpg="http://schemas.microsoft.com/office/word/2010/wordprocessingGroup" xmlns:wpi="http://schemas.microsoft.com/office/word/2010/wordprocessingInk" xmlns:wne="http://schemas.microsoft.com/office/word/2006/wordml" xmlns:wps="http://schemas.microsoft.com/office/word/2010/wordprocessingShape" mc:Ignorable="w14 w15 w16se w16cid w16 w16cex w16sdtdh w16sdtfl w16du wp14">
   <w:body>
+    <w:tbl>
+      <w:tblPr>
+        <w:tblStyle w:val="TableGrid"/>
+        <w:tblW w:w="0" w:type="auto"/>
+        <w:tblBorders>
+          <w:top w:val="none" w:sz="0" w:space="0" w:color="auto"/>
+          <w:left w:val="none" w:sz="0" w:space="0" w:color="auto"/>
+          <w:bottom w:val="none" w:sz="0" w:space="0" w:color="auto"/>
+          <w:right w:val="none" w:sz="0" w:space="0" w:color="auto"/>
+          <w:insideH w:val="none" w:sz="0" w:space="0" w:color="auto"/>
+          <w:insideV w:val="none" w:sz="0" w:space="0" w:color="auto"/>
+        </w:tblBorders>
+        <w:tblLook w:val="04A0" w:firstRow="1" w:lastRow="0" w:firstColumn="1" w:lastColumn="0" w:noHBand="0" w:noVBand="1"/>
+      </w:tblPr>
+      <w:tblGrid>
+        <w:gridCol w:w="1866"/>
+        <w:gridCol w:w="1866"/>
+      </w:tblGrid>
+      <w:tr>
+        <w:tc>
+          <w:tcPr>
+            <w:tcW w:w="1866" w:type="dxa"/>
+            <w:vAlign w:val="center"/>
+          </w:tcPr>
+          <w:p>
+            <w:pPr>
+              <w:spacing w:after="0" w:line="276" w:lineRule="auto"/>
+              <w:rPr>
+                <w:sz w:val="16"/>
+                <w:szCs w:val="16"/>
+              </w:rPr>
+            </w:pPr>
+            <w:r>
+              <w:rPr>
+                <w:sz w:val="16"/>
+                <w:szCs w:val="16"/>
+              </w:rPr>
+              <w:t>{order_time}</w:t>
+            </w:r>
+          </w:p>
+        </w:tc>
+        <w:tc>
+          <w:tcPr>
+            <w:tcW w:w="1866" w:type="dxa"/>
+            <w:vAlign w:val="center"/>
+          </w:tcPr>
+          <w:p>
+            <w:pPr>
+              <w:spacing w:after="0" w:line="276" w:lineRule="auto"/>
+              <w:jc w:val="right"/>
+              <w:rPr>
+                <w:sz w:val="16"/>
+                <w:szCs w:val="16"/>
+              </w:rPr>
+            </w:pPr>
+            <w:r>
+              <w:rPr>
+                <w:sz w:val="16"/>
+                <w:szCs w:val="16"/>
+              </w:rPr>
+              <w:t>Liên 2/2</w:t>
+            </w:r>
+          </w:p>
+        </w:tc>
+      </w:tr>
+      <w:tr>
+        <w:tc>
+          <w:tcPr>
+            <w:tcW w:w="1866" w:type="dxa"/>
+            <w:vAlign w:val="center"/>
+          </w:tcPr>
+          <w:p>
+            <w:pPr>
+              <w:spacing w:after="0" w:line="276" w:lineRule="auto"/>
+              <w:rPr>
+                <w:sz w:val="16"/>
+                <w:szCs w:val="16"/>
+              </w:rPr>
+            </w:pPr>
+            <w:r>
+              <w:rPr>
+                <w:sz w:val="16"/>
+                <w:szCs w:val="16"/>
+              </w:rPr>
+              <w:t>PC 1.86.9.0</w:t>
+            </w:r>
+          </w:p>
+        </w:tc>
+        <w:tc>
+          <w:tcPr>
+            <w:tcW w:w="1866" w:type="dxa"/>
+            <w:vAlign w:val="center"/>
+          </w:tcPr>
+          <w:p>
+            <w:pPr>
+              <w:spacing w:after="0" w:line="276" w:lineRule="auto"/>
+              <w:jc w:val="right"/>
+              <w:rPr>
+                <w:sz w:val="16"/>
+                <w:szCs w:val="16"/>
+              </w:rPr>
+            </w:pPr>
+            <w:r>
+              <w:rPr>
+                <w:sz w:val="16"/>
+                <w:szCs w:val="16"/>
+              </w:rPr>
+              <w:t>Nước</w:t>
+            </w:r>
+            <w:r>
+              <w:rPr>
+                <w:sz w:val="16"/>
+                <w:szCs w:val="16"/>
+              </w:rPr>
+              <w:t xml:space="preserve"> mặc định</w:t>
+            </w:r>
+          </w:p>
+        </w:tc>
+      </w:tr>
+    </w:tbl>
     <w:p>
       <w:pPr>
         <w:spacing w:after="0" w:line="276" w:lineRule="auto"/>
-        <w:jc w:val="center"/>
         <w:rPr>
           <w:b/>
           <w:bCs/>
-          <w:sz w:val="28"/>
-          <w:szCs w:val="28"/>
+          <w:sz w:val="18"/>
+          <w:szCs w:val="18"/>
         </w:rPr>
       </w:pPr>
       <w:r>
         <w:rPr>
           <w:b/>
           <w:bCs/>
-          <w:sz w:val="28"/>
-          <w:szCs w:val="28"/>
+          <w:sz w:val="18"/>
+          <w:szCs w:val="18"/>
         </w:rPr>
-        <w:t>HOÁ ĐƠN NƯỚC</w:t>
+        <w:t>(Bàn) {table_name}</w:t>
+      </w:r>
+    </w:p>
+    <w:p>
+      <w:pPr>
+        <w:spacing w:after="0" w:line="276" w:lineRule="auto"/>
+        <w:rPr>
+          <w:sz w:val="16"/>
+          <w:szCs w:val="16"/>
+        </w:rPr>
+      </w:pPr>
+      <w:r>
+        <w:rPr>
+          <w:sz w:val="16"/>
+          <w:szCs w:val="16"/>
+        </w:rPr>
+        <w:t xml:space="preserve">  </w:t>
+      </w:r>
+      <w:r>
+        <w:rPr>
+          <w:sz w:val="16"/>
+          <w:szCs w:val="16"/>
+        </w:rPr>
+        <w:t>Nhân viên: HỘ KINH DOANH THANH BÌNH</w:t>
+      </w:r>
+    </w:p>
+    <w:p>
+      <w:pPr>
+        <w:spacing w:after="0" w:line="276" w:lineRule="auto"/>
+        <w:rPr>
+          <w:sz w:val="16"/>
+          <w:szCs w:val="16"/>
+        </w:rPr>
+      </w:pPr>
+      <w:r>
+        <w:rPr>
+          <w:noProof/>
+          <w:sz w:val="16"/>
+          <w:szCs w:val="16"/>
+          <w14:ligatures w14:val="none"/>
+        </w:rPr>
+        <mc:AlternateContent>
+          <mc:Choice Requires="wps">
+            <w:drawing>
+              <wp:anchor distT="0" distB="0" distL="114300" distR="114300" simplePos="0" relativeHeight="251659264" behindDoc="0" locked="0" layoutInCell="1" allowOverlap="1" wp14:anchorId="4C43EA8A" wp14:editId="3D4A7FD0">
+                <wp:simplePos x="0" y="0"/>
+                <wp:positionH relativeFrom="column">
+                  <wp:posOffset>-2117</wp:posOffset>
+                </wp:positionH>
+                <wp:positionV relativeFrom="paragraph">
+                  <wp:posOffset>52705</wp:posOffset>
+                </wp:positionV>
+                <wp:extent cx="2311400" cy="0"/>
+                <wp:effectExtent l="0" t="0" r="0" b="0"/>
+                <wp:wrapNone/>
+                <wp:docPr id="1413166045" name="Straight Connector 1"/>
+                <wp:cNvGraphicFramePr/>
+                <a:graphic xmlns:a="http://schemas.openxmlformats.org/drawingml/2006/main">
+                  <a:graphicData uri="http://schemas.microsoft.com/office/word/2010/wordprocessingShape">
+                    <wps:wsp>
+                      <wps:cNvCnPr/>
+                      <wps:spPr>
+                        <a:xfrm>
+                          <a:off x="0" y="0"/>
+                          <a:ext cx="2311400" cy="0"/>
+                        </a:xfrm>
+                        <a:prstGeom prst="line">
+                          <a:avLst/>
+                        </a:prstGeom>
+                        <a:ln w="12700"/>
+                      </wps:spPr>
+                      <wps:style>
+                        <a:lnRef idx="2">
+                          <a:schemeClr val="dk1"/>
+                        </a:lnRef>
+                        <a:fillRef idx="0">
+                          <a:schemeClr val="dk1"/>
+                        </a:fillRef>
+                        <a:effectRef idx="1">
+                          <a:schemeClr val="dk1"/>
+                        </a:effectRef>
+                        <a:fontRef idx="minor">
+                          <a:schemeClr val="tx1"/>
+                        </a:fontRef>
+                      </wps:style>
+                      <wps:bodyPr/>
+                    </wps:wsp>
+                  </a:graphicData>
+                </a:graphic>
+              </wp:anchor>
+            </w:drawing>
+          </mc:Choice>
+          <mc:Fallback>
+            <w:pict>
+              <v:line w14:anchorId="19BCBBF8" id="Straight Connector 1" o:spid="_x0000_s1026" style="position:absolute;z-index:251659264;visibility:visible;mso-wrap-style:square;mso-wrap-distance-left:9pt;mso-wrap-distance-top:0;mso-wrap-distance-right:9pt;mso-wrap-distance-bottom:0;mso-position-horizontal:absolute;mso-position-horizontal-relative:text;mso-position-vertical:absolute;mso-position-vertical-relative:text" from="-.15pt,4.15pt" to="181.85pt,4.15pt" o:gfxdata="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" strokecolor="black [3200]" strokeweight="1pt">
+                <v:stroke joinstyle="miter"/>
+              </v:line>
+            </w:pict>
+          </mc:Fallback>
+        </mc:AlternateContent>
       </w:r>
     </w:p>
     <w:p>
       <w:pPr>
         <w:spacing w:after="0" w:line="276" w:lineRule="auto"/>
         <w:jc w:val="center"/>
-        <w:rPr>
-          <w:b/>
-          <w:bCs/>
-          <w:sz w:val="20"/>
-          <w:szCs w:val="20"/>
-        </w:rPr>
-      </w:pPr>
-      <w:r>
-        <w:rPr>
-          <w:b/>
-          <w:bCs/>
-          <w:sz w:val="20"/>
-          <w:szCs w:val="20"/>
-        </w:rPr>
-        <w:t>{table_name}</w:t>
-      </w:r>
-    </w:p>
-    <w:p>
-      <w:pPr>
-        <w:spacing w:after="0" w:line="276" w:lineRule="auto"/>
-        <w:ind w:firstLine="720"/>
         <w:rPr>
           <w:sz w:val="18"/>
           <w:szCs w:val="18"/>
@@ -58,34 +255,69 @@
           <w:sz w:val="18"/>
           <w:szCs w:val="18"/>
         </w:rPr>
-        <w:t>Giờ order:{order_time}</w:t>
-      </w:r>
-      <w:r>
-        <w:rPr>
-          <w:sz w:val="28"/>
-          <w:szCs w:val="28"/>
-        </w:rPr>
-        <w:tab/>
+        <w:t>--IN LẠI--</w:t>
       </w:r>
     </w:p>
     <w:tbl>
       <w:tblPr>
         <w:tblStyle w:val="TableGrid"/>
-        <w:tblpPr w:leftFromText="180" w:rightFromText="180" w:vertAnchor="text" w:horzAnchor="margin" w:tblpXSpec="center" w:tblpY="65"/>
-        <w:tblW w:w="3403" w:type="dxa"/>
+        <w:tblpPr w:leftFromText="180" w:rightFromText="180" w:vertAnchor="text" w:horzAnchor="margin" w:tblpY="65"/>
+        <w:tblW w:w="3731" w:type="dxa"/>
+        <w:tblBorders>
+          <w:top w:val="none" w:sz="0" w:space="0" w:color="auto"/>
+          <w:left w:val="none" w:sz="0" w:space="0" w:color="auto"/>
+          <w:bottom w:val="none" w:sz="0" w:space="0" w:color="auto"/>
+          <w:right w:val="none" w:sz="0" w:space="0" w:color="auto"/>
+          <w:insideH w:val="none" w:sz="0" w:space="0" w:color="auto"/>
+          <w:insideV w:val="none" w:sz="0" w:space="0" w:color="auto"/>
+        </w:tblBorders>
+        <w:tblLayout w:type="fixed"/>
         <w:tblLook w:val="04A0" w:firstRow="1" w:lastRow="0" w:firstColumn="1" w:lastColumn="0" w:noHBand="0" w:noVBand="1"/>
       </w:tblPr>
       <w:tblGrid>
-        <w:gridCol w:w="1716"/>
-        <w:gridCol w:w="1687"/>
+        <w:gridCol w:w="1953"/>
+        <w:gridCol w:w="889"/>
+        <w:gridCol w:w="889"/>
       </w:tblGrid>
       <w:tr>
         <w:trPr>
-          <w:trHeight w:val="332"/>
+          <w:trHeight w:val="322"/>
         </w:trPr>
         <w:tc>
           <w:tcPr>
-            <w:tcW w:w="1716" w:type="dxa"/>
+            <w:tcW w:w="1953" w:type="dxa"/>
+            <w:tcBorders>
+              <w:bottom w:val="dashed" w:sz="4" w:space="0" w:color="auto"/>
+            </w:tcBorders>
+            <w:vAlign w:val="center"/>
+          </w:tcPr>
+          <w:p>
+            <w:pPr>
+              <w:spacing w:after="0" w:line="240" w:lineRule="auto"/>
+              <w:rPr>
+                <w:b/>
+                <w:bCs/>
+                <w:sz w:val="16"/>
+                <w:szCs w:val="16"/>
+              </w:rPr>
+            </w:pPr>
+            <w:r>
+              <w:rPr>
+                <w:b/>
+                <w:bCs/>
+                <w:sz w:val="16"/>
+                <w:szCs w:val="16"/>
+              </w:rPr>
+              <w:t>Mặt hàng</w:t>
+            </w:r>
+          </w:p>
+        </w:tc>
+        <w:tc>
+          <w:tcPr>
+            <w:tcW w:w="889" w:type="dxa"/>
+            <w:tcBorders>
+              <w:bottom w:val="dashed" w:sz="4" w:space="0" w:color="auto"/>
+            </w:tcBorders>
             <w:vAlign w:val="center"/>
           </w:tcPr>
           <w:p>
@@ -106,13 +338,16 @@
                 <w:sz w:val="16"/>
                 <w:szCs w:val="16"/>
               </w:rPr>
-              <w:t>Mặt hàng</w:t>
+              <w:t>Đ.vị</w:t>
             </w:r>
           </w:p>
         </w:tc>
         <w:tc>
           <w:tcPr>
-            <w:tcW w:w="1687" w:type="dxa"/>
+            <w:tcW w:w="889" w:type="dxa"/>
+            <w:tcBorders>
+              <w:bottom w:val="dashed" w:sz="4" w:space="0" w:color="auto"/>
+            </w:tcBorders>
             <w:vAlign w:val="center"/>
           </w:tcPr>
           <w:p>
@@ -140,23 +375,31 @@
       </w:tr>
       <w:tr>
         <w:trPr>
-          <w:trHeight w:val="320"/>
+          <w:trHeight w:val="478"/>
         </w:trPr>
         <w:tc>
           <w:tcPr>
-            <w:tcW w:w="1716" w:type="dxa"/>
+            <w:tcW w:w="1953" w:type="dxa"/>
+            <w:tcBorders>
+              <w:top w:val="dashed" w:sz="4" w:space="0" w:color="auto"/>
+              <w:bottom w:val="dashed" w:sz="4" w:space="0" w:color="auto"/>
+            </w:tcBorders>
             <w:vAlign w:val="center"/>
           </w:tcPr>
           <w:p>
             <w:pPr>
               <w:spacing w:after="0" w:line="240" w:lineRule="auto"/>
               <w:rPr>
+                <w:b/>
+                <w:bCs/>
                 <w:sz w:val="16"/>
                 <w:szCs w:val="16"/>
               </w:rPr>
             </w:pPr>
             <w:r>
               <w:rPr>
+                <w:b/>
+                <w:bCs/>
                 <w:sz w:val="16"/>
                 <w:szCs w:val="16"/>
               </w:rPr>
@@ -164,6 +407,8 @@
             </w:r>
             <w:r>
               <w:rPr>
+                <w:b/>
+                <w:bCs/>
                 <w:sz w:val="16"/>
                 <w:szCs w:val="16"/>
               </w:rPr>
@@ -171,8 +416,6 @@
             </w:r>
             <w:r>
               <w:rPr>
-                <w:i/>
-                <w:iCs/>
                 <w:sz w:val="16"/>
                 <w:szCs w:val="16"/>
               </w:rPr>
@@ -180,31 +423,81 @@
             </w:r>
             <w:r>
               <w:rPr>
+                <w:b/>
+                <w:bCs/>
                 <w:i/>
                 <w:iCs/>
                 <w:sz w:val="16"/>
                 <w:szCs w:val="16"/>
               </w:rPr>
               <w:br/>
-              <w:t>Ghi chú: {notes}</w:t>
+            </w:r>
+            <w:r>
+              <w:rPr>
+                <w:i/>
+                <w:iCs/>
+                <w:sz w:val="16"/>
+                <w:szCs w:val="16"/>
+              </w:rPr>
+              <w:t>{notes}</w:t>
             </w:r>
           </w:p>
         </w:tc>
         <w:tc>
           <w:tcPr>
-            <w:tcW w:w="1687" w:type="dxa"/>
+            <w:tcW w:w="889" w:type="dxa"/>
+            <w:tcBorders>
+              <w:top w:val="dashed" w:sz="4" w:space="0" w:color="auto"/>
+              <w:bottom w:val="dashed" w:sz="4" w:space="0" w:color="auto"/>
+            </w:tcBorders>
             <w:vAlign w:val="center"/>
           </w:tcPr>
           <w:p>
             <w:pPr>
               <w:spacing w:after="0" w:line="240" w:lineRule="auto"/>
-              <w:rPr>
+              <w:jc w:val="center"/>
+              <w:rPr>
+                <w:b/>
+                <w:bCs/>
                 <w:sz w:val="16"/>
                 <w:szCs w:val="16"/>
               </w:rPr>
             </w:pPr>
             <w:r>
               <w:rPr>
+                <w:b/>
+                <w:bCs/>
+                <w:sz w:val="16"/>
+                <w:szCs w:val="16"/>
+              </w:rPr>
+              <w:t>PHẦN</w:t>
+            </w:r>
+          </w:p>
+        </w:tc>
+        <w:tc>
+          <w:tcPr>
+            <w:tcW w:w="889" w:type="dxa"/>
+            <w:tcBorders>
+              <w:top w:val="dashed" w:sz="4" w:space="0" w:color="auto"/>
+              <w:bottom w:val="dashed" w:sz="4" w:space="0" w:color="auto"/>
+            </w:tcBorders>
+            <w:vAlign w:val="center"/>
+          </w:tcPr>
+          <w:p>
+            <w:pPr>
+              <w:spacing w:after="0" w:line="240" w:lineRule="auto"/>
+              <w:jc w:val="center"/>
+              <w:rPr>
+                <w:b/>
+                <w:bCs/>
+                <w:sz w:val="16"/>
+                <w:szCs w:val="16"/>
+              </w:rPr>
+            </w:pPr>
+            <w:r>
+              <w:rPr>
+                <w:b/>
+                <w:bCs/>
                 <w:sz w:val="16"/>
                 <w:szCs w:val="16"/>
               </w:rPr>
@@ -224,12 +517,47 @@
       </w:pPr>
       <w:r>
         <w:rPr>
-          <w:b/>
-          <w:bCs/>
           <w:sz w:val="14"/>
           <w:szCs w:val="14"/>
         </w:rPr>
-        <w:t>Ghi chú tổng: {general_note}</w:t>
+        <w:t>{general_note}</w:t>
+      </w:r>
+    </w:p>
+    <w:p>
+      <w:pPr>
+        <w:spacing w:line="240" w:lineRule="auto"/>
+        <w:rPr>
+          <w:sz w:val="28"/>
+          <w:szCs w:val="28"/>
+        </w:rPr>
+      </w:pPr>
+      <w:r>
+        <w:rPr>
+          <w:sz w:val="28"/>
+          <w:szCs w:val="28"/>
+        </w:rPr>
+        <w:tab/>
+      </w:r>
+      <w:r>
+        <w:rPr>
+          <w:sz w:val="28"/>
+          <w:szCs w:val="28"/>
+        </w:rPr>
+        <w:tab/>
+      </w:r>
+      <w:r>
+        <w:rPr>
+          <w:sz w:val="28"/>
+          <w:szCs w:val="28"/>
+        </w:rPr>
+        <w:tab/>
+      </w:r>
+      <w:r>
+        <w:rPr>
+          <w:sz w:val="28"/>
+          <w:szCs w:val="28"/>
+        </w:rPr>
+        <w:tab/>
       </w:r>
     </w:p>
     <w:p>
@@ -468,7 +796,7 @@
     <w:lsdException w:name="Table Web 2" w:semiHidden="1" w:unhideWhenUsed="1"/>
     <w:lsdException w:name="Table Web 3" w:semiHidden="1" w:unhideWhenUsed="1"/>
     <w:lsdException w:name="Balloon Text" w:semiHidden="1" w:unhideWhenUsed="1"/>
-    <w:lsdException w:name="Table Grid" w:uiPriority="39"/>
+    <w:lsdException w:name="Table Grid" w:uiPriority="39" w:qFormat="1"/>
     <w:lsdException w:name="Table Theme" w:semiHidden="1" w:unhideWhenUsed="1"/>
     <w:lsdException w:name="Placeholder Text" w:semiHidden="1" w:unhideWhenUsed="1"/>
     <w:lsdException w:name="No Spacing" w:semiHidden="1" w:unhideWhenUsed="1"/>
@@ -940,6 +1268,7 @@
     <w:name w:val="Table Grid"/>
     <w:basedOn w:val="TableNormal"/>
     <w:uiPriority w:val="39"/>
+    <w:qFormat/>
     <w:tblPr>
       <w:tblBorders>
         <w:top w:val="single" w:sz="4" w:space="0" w:color="auto"/>

--- a/templates/hoadonnuoc.docx
+++ b/templates/hoadonnuoc.docx
@@ -1,6 +1,6 @@
 
 <file path=word/document.xml><?xml version="1.0" encoding="utf-8"?>
-<w:document xmlns:wpc="http://schemas.microsoft.com/office/word/2010/wordprocessingCanvas" xmlns:cx="http://schemas.microsoft.com/office/drawing/2014/chartex" xmlns:cx1="http://schemas.microsoft.com/office/drawing/2015/9/8/chartex" xmlns:cx2="http://schemas.microsoft.com/office/drawing/2015/10/21/chartex" xmlns:cx3="http://schemas.microsoft.com/office/drawing/2016/5/9/chartex" xmlns:cx4="http://schemas.microsoft.com/office/drawing/2016/5/10/chartex" xmlns:cx5="http://schemas.microsoft.com/office/drawing/2016/5/11/chartex" xmlns:cx6="http://schemas.microsoft.com/office/drawing/2016/5/12/chartex" xmlns:cx7="http://schemas.microsoft.com/office/drawing/2016/5/13/chartex" xmlns:cx8="http://schemas.microsoft.com/office/drawing/2016/5/14/chartex" xmlns:mc="http://schemas.openxmlformats.org/markup-compatibility/2006" xmlns:aink="http://schemas.microsoft.com/office/drawing/2016/ink" xmlns:am3d="http://schemas.microsoft.com/office/drawing/2017/model3d" xmlns:o="urn:schemas-microsoft-com:office:office" xmlns:oel="http://schemas.microsoft.com/office/2019/extlst" xmlns:r="http://schemas.openxmlformats.org/officeDocument/2006/relationships" xmlns:m="http://schemas.openxmlformats.org/officeDocument/2006/math" xmlns:v="urn:schemas-microsoft-com:vml" xmlns:wp14="http://schemas.microsoft.com/office/word/2010/wordprocessingDrawing" xmlns:wp="http://schemas.openxmlformats.org/drawingml/2006/wordprocessingDrawing" xmlns:w10="urn:schemas-microsoft-com:office:word" xmlns:w="http://schemas.openxmlformats.org/wordprocessingml/2006/main" xmlns:w14="http://schemas.microsoft.com/office/word/2010/wordml" xmlns:w15="http://schemas.microsoft.com/office/word/2012/wordml" xmlns:w16cex="http://schemas.microsoft.com/office/word/2018/wordml/cex" xmlns:w16cid="http://schemas.microsoft.com/office/word/2016/wordml/cid" xmlns:w16="http://schemas.microsoft.com/office/word/2018/wordml" xmlns:w16du="http://schemas.microsoft.com/office/word/2023/wordml/word16du" xmlns:w16sdtdh="http://schemas.microsoft.com/office/word/2020/wordml/sdtdatahash" xmlns:w16sdtfl="http://schemas.microsoft.com/office/word/2024/wordml/sdtformatlock" xmlns:w16se="http://schemas.microsoft.com/office/word/2015/wordml/symex" xmlns:wpg="http://schemas.microsoft.com/office/word/2010/wordprocessingGroup" xmlns:wpi="http://schemas.microsoft.com/office/word/2010/wordprocessingInk" xmlns:wne="http://schemas.microsoft.com/office/word/2006/wordml" xmlns:wps="http://schemas.microsoft.com/office/word/2010/wordprocessingShape" mc:Ignorable="w14 w15 w16se w16cid w16 w16cex w16sdtdh w16sdtfl w16du wp14">
+<w:document xmlns:wpc="http://schemas.microsoft.com/office/word/2010/wordprocessingCanvas" xmlns:cx="http://schemas.microsoft.com/office/drawing/2014/chartex" xmlns:cx1="http://schemas.microsoft.com/office/drawing/2015/9/8/chartex" xmlns:cx2="http://schemas.microsoft.com/office/drawing/2015/10/21/chartex" xmlns:cx3="http://schemas.microsoft.com/office/drawing/2016/5/9/chartex" xmlns:cx4="http://schemas.microsoft.com/office/drawing/2016/5/10/chartex" xmlns:cx5="http://schemas.microsoft.com/office/drawing/2016/5/11/chartex" xmlns:cx6="http://schemas.microsoft.com/office/drawing/2016/5/12/chartex" xmlns:cx7="http://schemas.microsoft.com/office/drawing/2016/5/13/chartex" xmlns:cx8="http://schemas.microsoft.com/office/drawing/2016/5/14/chartex" xmlns:mc="http://schemas.openxmlformats.org/markup-compatibility/2006" xmlns:aink="http://schemas.microsoft.com/office/drawing/2016/ink" xmlns:am3d="http://schemas.microsoft.com/office/drawing/2017/model3d" xmlns:o="urn:schemas-microsoft-com:office:office" xmlns:oel="http://schemas.microsoft.com/office/2019/extlst" xmlns:r="http://schemas.openxmlformats.org/officeDocument/2006/relationships" xmlns:m="http://schemas.openxmlformats.org/officeDocument/2006/math" xmlns:v="urn:schemas-microsoft-com:vml" xmlns:wp14="http://schemas.microsoft.com/office/word/2010/wordprocessingDrawing" xmlns:wp="http://schemas.openxmlformats.org/drawingml/2006/wordprocessingDrawing" xmlns:w10="urn:schemas-microsoft-com:office:word" xmlns:w="http://schemas.openxmlformats.org/wordprocessingml/2006/main" xmlns:w14="http://schemas.microsoft.com/office/word/2010/wordml" xmlns:w15="http://schemas.microsoft.com/office/word/2012/wordml" xmlns:w16cei="http://schemas.microsoft.com/office/word/2026/wordml/cei" xmlns:w16cex="http://schemas.microsoft.com/office/word/2018/wordml/cex" xmlns:w16cid="http://schemas.microsoft.com/office/word/2016/wordml/cid" xmlns:w16="http://schemas.microsoft.com/office/word/2018/wordml" xmlns:w16du="http://schemas.microsoft.com/office/word/2023/wordml/word16du" xmlns:w16sdtdh="http://schemas.microsoft.com/office/word/2020/wordml/sdtdatahash" xmlns:w16sdtfl="http://schemas.microsoft.com/office/word/2024/wordml/sdtformatlock" xmlns:w16se="http://schemas.microsoft.com/office/word/2015/wordml/symex" xmlns:wpg="http://schemas.microsoft.com/office/word/2010/wordprocessingGroup" xmlns:wpi="http://schemas.microsoft.com/office/word/2010/wordprocessingInk" xmlns:wne="http://schemas.microsoft.com/office/word/2006/wordml" xmlns:wps="http://schemas.microsoft.com/office/word/2010/wordprocessingShape" mc:Ignorable="w14 w15 w16se w16cid w16 w16cex w16sdtdh w16sdtfl w16du wp14">
   <w:body>
     <w:tbl>
       <w:tblPr>
@@ -255,7 +255,21 @@
           <w:sz w:val="18"/>
           <w:szCs w:val="18"/>
         </w:rPr>
-        <w:t>--IN LẠI--</w:t>
+        <w:t>--</w:t>
+      </w:r>
+      <w:r>
+        <w:rPr>
+          <w:sz w:val="18"/>
+          <w:szCs w:val="18"/>
+        </w:rPr>
+        <w:t>NƯỚC</w:t>
+      </w:r>
+      <w:r>
+        <w:rPr>
+          <w:sz w:val="18"/>
+          <w:szCs w:val="18"/>
+        </w:rPr>
+        <w:t>--</w:t>
       </w:r>
     </w:p>
     <w:tbl>
@@ -581,7 +595,7 @@
 </file>
 
 <file path=word/endnotes.xml><?xml version="1.0" encoding="utf-8"?>
-<w:endnotes xmlns:wpc="http://schemas.microsoft.com/office/word/2010/wordprocessingCanvas" xmlns:cx="http://schemas.microsoft.com/office/drawing/2014/chartex" xmlns:cx1="http://schemas.microsoft.com/office/drawing/2015/9/8/chartex" xmlns:cx2="http://schemas.microsoft.com/office/drawing/2015/10/21/chartex" xmlns:cx3="http://schemas.microsoft.com/office/drawing/2016/5/9/chartex" xmlns:cx4="http://schemas.microsoft.com/office/drawing/2016/5/10/chartex" xmlns:cx5="http://schemas.microsoft.com/office/drawing/2016/5/11/chartex" xmlns:cx6="http://schemas.microsoft.com/office/drawing/2016/5/12/chartex" xmlns:cx7="http://schemas.microsoft.com/office/drawing/2016/5/13/chartex" xmlns:cx8="http://schemas.microsoft.com/office/drawing/2016/5/14/chartex" xmlns:mc="http://schemas.openxmlformats.org/markup-compatibility/2006" xmlns:aink="http://schemas.microsoft.com/office/drawing/2016/ink" xmlns:am3d="http://schemas.microsoft.com/office/drawing/2017/model3d" xmlns:o="urn:schemas-microsoft-com:office:office" xmlns:oel="http://schemas.microsoft.com/office/2019/extlst" xmlns:r="http://schemas.openxmlformats.org/officeDocument/2006/relationships" xmlns:m="http://schemas.openxmlformats.org/officeDocument/2006/math" xmlns:v="urn:schemas-microsoft-com:vml" xmlns:wp14="http://schemas.microsoft.com/office/word/2010/wordprocessingDrawing" xmlns:wp="http://schemas.openxmlformats.org/drawingml/2006/wordprocessingDrawing" xmlns:w10="urn:schemas-microsoft-com:office:word" xmlns:w="http://schemas.openxmlformats.org/wordprocessingml/2006/main" xmlns:w14="http://schemas.microsoft.com/office/word/2010/wordml" xmlns:w15="http://schemas.microsoft.com/office/word/2012/wordml" xmlns:w16cex="http://schemas.microsoft.com/office/word/2018/wordml/cex" xmlns:w16cid="http://schemas.microsoft.com/office/word/2016/wordml/cid" xmlns:w16="http://schemas.microsoft.com/office/word/2018/wordml" xmlns:w16du="http://schemas.microsoft.com/office/word/2023/wordml/word16du" xmlns:w16sdtdh="http://schemas.microsoft.com/office/word/2020/wordml/sdtdatahash" xmlns:w16sdtfl="http://schemas.microsoft.com/office/word/2024/wordml/sdtformatlock" xmlns:w16se="http://schemas.microsoft.com/office/word/2015/wordml/symex" xmlns:wpg="http://schemas.microsoft.com/office/word/2010/wordprocessingGroup" xmlns:wpi="http://schemas.microsoft.com/office/word/2010/wordprocessingInk" xmlns:wne="http://schemas.microsoft.com/office/word/2006/wordml" xmlns:wps="http://schemas.microsoft.com/office/word/2010/wordprocessingShape" mc:Ignorable="w14 w15 w16se w16cid w16 w16cex w16sdtdh w16sdtfl w16du wp14">
+<w:endnotes xmlns:wpc="http://schemas.microsoft.com/office/word/2010/wordprocessingCanvas" xmlns:cx="http://schemas.microsoft.com/office/drawing/2014/chartex" xmlns:cx1="http://schemas.microsoft.com/office/drawing/2015/9/8/chartex" xmlns:cx2="http://schemas.microsoft.com/office/drawing/2015/10/21/chartex" xmlns:cx3="http://schemas.microsoft.com/office/drawing/2016/5/9/chartex" xmlns:cx4="http://schemas.microsoft.com/office/drawing/2016/5/10/chartex" xmlns:cx5="http://schemas.microsoft.com/office/drawing/2016/5/11/chartex" xmlns:cx6="http://schemas.microsoft.com/office/drawing/2016/5/12/chartex" xmlns:cx7="http://schemas.microsoft.com/office/drawing/2016/5/13/chartex" xmlns:cx8="http://schemas.microsoft.com/office/drawing/2016/5/14/chartex" xmlns:mc="http://schemas.openxmlformats.org/markup-compatibility/2006" xmlns:aink="http://schemas.microsoft.com/office/drawing/2016/ink" xmlns:am3d="http://schemas.microsoft.com/office/drawing/2017/model3d" xmlns:o="urn:schemas-microsoft-com:office:office" xmlns:oel="http://schemas.microsoft.com/office/2019/extlst" xmlns:r="http://schemas.openxmlformats.org/officeDocument/2006/relationships" xmlns:m="http://schemas.openxmlformats.org/officeDocument/2006/math" xmlns:v="urn:schemas-microsoft-com:vml" xmlns:wp14="http://schemas.microsoft.com/office/word/2010/wordprocessingDrawing" xmlns:wp="http://schemas.openxmlformats.org/drawingml/2006/wordprocessingDrawing" xmlns:w10="urn:schemas-microsoft-com:office:word" xmlns:w="http://schemas.openxmlformats.org/wordprocessingml/2006/main" xmlns:w14="http://schemas.microsoft.com/office/word/2010/wordml" xmlns:w15="http://schemas.microsoft.com/office/word/2012/wordml" xmlns:w16cei="http://schemas.microsoft.com/office/word/2026/wordml/cei" xmlns:w16cex="http://schemas.microsoft.com/office/word/2018/wordml/cex" xmlns:w16cid="http://schemas.microsoft.com/office/word/2016/wordml/cid" xmlns:w16="http://schemas.microsoft.com/office/word/2018/wordml" xmlns:w16du="http://schemas.microsoft.com/office/word/2023/wordml/word16du" xmlns:w16sdtdh="http://schemas.microsoft.com/office/word/2020/wordml/sdtdatahash" xmlns:w16sdtfl="http://schemas.microsoft.com/office/word/2024/wordml/sdtformatlock" xmlns:w16se="http://schemas.microsoft.com/office/word/2015/wordml/symex" xmlns:wpg="http://schemas.microsoft.com/office/word/2010/wordprocessingGroup" xmlns:wpi="http://schemas.microsoft.com/office/word/2010/wordprocessingInk" xmlns:wne="http://schemas.microsoft.com/office/word/2006/wordml" xmlns:wps="http://schemas.microsoft.com/office/word/2010/wordprocessingShape" mc:Ignorable="w14 w15 w16se w16cid w16 w16cex w16sdtdh w16sdtfl w16du wp14">
   <w:endnote w:type="separator" w:id="-1">
     <w:p>
       <w:pPr>
@@ -606,7 +620,7 @@
 </file>
 
 <file path=word/footnotes.xml><?xml version="1.0" encoding="utf-8"?>
-<w:footnotes xmlns:wpc="http://schemas.microsoft.com/office/word/2010/wordprocessingCanvas" xmlns:cx="http://schemas.microsoft.com/office/drawing/2014/chartex" xmlns:cx1="http://schemas.microsoft.com/office/drawing/2015/9/8/chartex" xmlns:cx2="http://schemas.microsoft.com/office/drawing/2015/10/21/chartex" xmlns:cx3="http://schemas.microsoft.com/office/drawing/2016/5/9/chartex" xmlns:cx4="http://schemas.microsoft.com/office/drawing/2016/5/10/chartex" xmlns:cx5="http://schemas.microsoft.com/office/drawing/2016/5/11/chartex" xmlns:cx6="http://schemas.microsoft.com/office/drawing/2016/5/12/chartex" xmlns:cx7="http://schemas.microsoft.com/office/drawing/2016/5/13/chartex" xmlns:cx8="http://schemas.microsoft.com/office/drawing/2016/5/14/chartex" xmlns:mc="http://schemas.openxmlformats.org/markup-compatibility/2006" xmlns:aink="http://schemas.microsoft.com/office/drawing/2016/ink" xmlns:am3d="http://schemas.microsoft.com/office/drawing/2017/model3d" xmlns:o="urn:schemas-microsoft-com:office:office" xmlns:oel="http://schemas.microsoft.com/office/2019/extlst" xmlns:r="http://schemas.openxmlformats.org/officeDocument/2006/relationships" xmlns:m="http://schemas.openxmlformats.org/officeDocument/2006/math" xmlns:v="urn:schemas-microsoft-com:vml" xmlns:wp14="http://schemas.microsoft.com/office/word/2010/wordprocessingDrawing" xmlns:wp="http://schemas.openxmlformats.org/drawingml/2006/wordprocessingDrawing" xmlns:w10="urn:schemas-microsoft-com:office:word" xmlns:w="http://schemas.openxmlformats.org/wordprocessingml/2006/main" xmlns:w14="http://schemas.microsoft.com/office/word/2010/wordml" xmlns:w15="http://schemas.microsoft.com/office/word/2012/wordml" xmlns:w16cex="http://schemas.microsoft.com/office/word/2018/wordml/cex" xmlns:w16cid="http://schemas.microsoft.com/office/word/2016/wordml/cid" xmlns:w16="http://schemas.microsoft.com/office/word/2018/wordml" xmlns:w16du="http://schemas.microsoft.com/office/word/2023/wordml/word16du" xmlns:w16sdtdh="http://schemas.microsoft.com/office/word/2020/wordml/sdtdatahash" xmlns:w16sdtfl="http://schemas.microsoft.com/office/word/2024/wordml/sdtformatlock" xmlns:w16se="http://schemas.microsoft.com/office/word/2015/wordml/symex" xmlns:wpg="http://schemas.microsoft.com/office/word/2010/wordprocessingGroup" xmlns:wpi="http://schemas.microsoft.com/office/word/2010/wordprocessingInk" xmlns:wne="http://schemas.microsoft.com/office/word/2006/wordml" xmlns:wps="http://schemas.microsoft.com/office/word/2010/wordprocessingShape" mc:Ignorable="w14 w15 w16se w16cid w16 w16cex w16sdtdh w16sdtfl w16du wp14">
+<w:footnotes xmlns:wpc="http://schemas.microsoft.com/office/word/2010/wordprocessingCanvas" xmlns:cx="http://schemas.microsoft.com/office/drawing/2014/chartex" xmlns:cx1="http://schemas.microsoft.com/office/drawing/2015/9/8/chartex" xmlns:cx2="http://schemas.microsoft.com/office/drawing/2015/10/21/chartex" xmlns:cx3="http://schemas.microsoft.com/office/drawing/2016/5/9/chartex" xmlns:cx4="http://schemas.microsoft.com/office/drawing/2016/5/10/chartex" xmlns:cx5="http://schemas.microsoft.com/office/drawing/2016/5/11/chartex" xmlns:cx6="http://schemas.microsoft.com/office/drawing/2016/5/12/chartex" xmlns:cx7="http://schemas.microsoft.com/office/drawing/2016/5/13/chartex" xmlns:cx8="http://schemas.microsoft.com/office/drawing/2016/5/14/chartex" xmlns:mc="http://schemas.openxmlformats.org/markup-compatibility/2006" xmlns:aink="http://schemas.microsoft.com/office/drawing/2016/ink" xmlns:am3d="http://schemas.microsoft.com/office/drawing/2017/model3d" xmlns:o="urn:schemas-microsoft-com:office:office" xmlns:oel="http://schemas.microsoft.com/office/2019/extlst" xmlns:r="http://schemas.openxmlformats.org/officeDocument/2006/relationships" xmlns:m="http://schemas.openxmlformats.org/officeDocument/2006/math" xmlns:v="urn:schemas-microsoft-com:vml" xmlns:wp14="http://schemas.microsoft.com/office/word/2010/wordprocessingDrawing" xmlns:wp="http://schemas.openxmlformats.org/drawingml/2006/wordprocessingDrawing" xmlns:w10="urn:schemas-microsoft-com:office:word" xmlns:w="http://schemas.openxmlformats.org/wordprocessingml/2006/main" xmlns:w14="http://schemas.microsoft.com/office/word/2010/wordml" xmlns:w15="http://schemas.microsoft.com/office/word/2012/wordml" xmlns:w16cei="http://schemas.microsoft.com/office/word/2026/wordml/cei" xmlns:w16cex="http://schemas.microsoft.com/office/word/2018/wordml/cex" xmlns:w16cid="http://schemas.microsoft.com/office/word/2016/wordml/cid" xmlns:w16="http://schemas.microsoft.com/office/word/2018/wordml" xmlns:w16du="http://schemas.microsoft.com/office/word/2023/wordml/word16du" xmlns:w16sdtdh="http://schemas.microsoft.com/office/word/2020/wordml/sdtdatahash" xmlns:w16sdtfl="http://schemas.microsoft.com/office/word/2024/wordml/sdtformatlock" xmlns:w16se="http://schemas.microsoft.com/office/word/2015/wordml/symex" xmlns:wpg="http://schemas.microsoft.com/office/word/2010/wordprocessingGroup" xmlns:wpi="http://schemas.microsoft.com/office/word/2010/wordprocessingInk" xmlns:wne="http://schemas.microsoft.com/office/word/2006/wordml" xmlns:wps="http://schemas.microsoft.com/office/word/2010/wordprocessingShape" mc:Ignorable="w14 w15 w16se w16cid w16 w16cex w16sdtdh w16sdtfl w16du wp14">
   <w:footnote w:type="separator" w:id="-1">
     <w:p>
       <w:pPr>
